--- a/lessons/7-1/downloads/reveal/teacher/7.1-session-1-prerequisite-practice-a.docx
+++ b/lessons/7-1/downloads/reveal/teacher/7.1-session-1-prerequisite-practice-a.docx
@@ -15,10 +15,28 @@
         <w:rPr>
           <w:rFonts w:ascii="Avenir Next" w:hAnsi="Avenir Next" w:cs="Avenir Next" w:eastAsia="Avenir Next"/>
           <w:color w:val="1A1A1A"/>
+          <w:sz w:val="22"/>
+          <w:szCs w:val="20"/>
+        </w:rPr>
+        <w:t xml:space="preserve">Name</w:t>
+      </w:r>
+      <w:r>
+        <w:rPr>
+          <w:rFonts w:ascii="Avenir Next" w:hAnsi="Avenir Next" w:cs="Avenir Next" w:eastAsia="Avenir Next"/>
+          <w:color w:val="1A1A1A"/>
           <w:sz w:val="20"/>
           <w:szCs w:val="20"/>
         </w:rPr>
-        <w:t xml:space="preserve">Name</w:t>
+        <w:tab/>
+      </w:r>
+      <w:r>
+        <w:rPr>
+          <w:rFonts w:ascii="Avenir Next" w:hAnsi="Avenir Next" w:cs="Avenir Next" w:eastAsia="Avenir Next"/>
+          <w:color w:val="1A1A1A"/>
+          <w:sz w:val="22"/>
+          <w:szCs w:val="20"/>
+        </w:rPr>
+        <w:t xml:space="preserve">   Date</w:t>
       </w:r>
       <w:r>
         <w:rPr>
@@ -33,25 +51,7 @@
         <w:rPr>
           <w:rFonts w:ascii="Avenir Next" w:hAnsi="Avenir Next" w:cs="Avenir Next" w:eastAsia="Avenir Next"/>
           <w:color w:val="1A1A1A"/>
-          <w:sz w:val="20"/>
-          <w:szCs w:val="20"/>
-        </w:rPr>
-        <w:t xml:space="preserve">   Date</w:t>
-      </w:r>
-      <w:r>
-        <w:rPr>
-          <w:rFonts w:ascii="Avenir Next" w:hAnsi="Avenir Next" w:cs="Avenir Next" w:eastAsia="Avenir Next"/>
-          <w:color w:val="1A1A1A"/>
-          <w:sz w:val="20"/>
-          <w:szCs w:val="20"/>
-        </w:rPr>
-        <w:tab/>
-      </w:r>
-      <w:r>
-        <w:rPr>
-          <w:rFonts w:ascii="Avenir Next" w:hAnsi="Avenir Next" w:cs="Avenir Next" w:eastAsia="Avenir Next"/>
-          <w:color w:val="1A1A1A"/>
-          <w:sz w:val="20"/>
+          <w:sz w:val="22"/>
           <w:szCs w:val="20"/>
         </w:rPr>
         <w:t xml:space="preserve">   Period</w:t>
@@ -78,7 +78,7 @@
           <w:caps/>
           <w:color w:val="003A70"/>
           <w:spacing w:val="12"/>
-          <w:sz w:val="19"/>
+          <w:sz w:val="22"/>
           <w:szCs w:val="19"/>
         </w:rPr>
         <w:t xml:space="preserve">Lesson 7-1  ·  Session 1  ·  Prerequisite Practice A  ·  Skill 1 of 2</w:t>
@@ -86,6 +86,7 @@
     </w:p>
     <w:p>
       <w:pPr>
+        <w:pStyle w:val="Heading1"/>
         <w:keepNext/>
         <w:spacing w:before="0" w:after="10" w:line="240" w:lineRule="auto"/>
       </w:pPr>
@@ -111,7 +112,7 @@
         <w:rPr>
           <w:rFonts w:ascii="Avenir Next" w:hAnsi="Avenir Next" w:cs="Avenir Next" w:eastAsia="Avenir Next"/>
           <w:color w:val="5A5F66"/>
-          <w:sz w:val="17"/>
+          <w:sz w:val="22"/>
           <w:szCs w:val="17"/>
         </w:rPr>
         <w:t xml:space="preserve">Builds on Grade 2 · 2.MD.B.6</w:t>
@@ -154,6 +155,7 @@
           </w:tcPr>
           <w:p>
             <w:pPr>
+              <w:pStyle w:val="Heading2"/>
               <w:spacing w:before="0" w:after="0" w:line="252" w:lineRule="auto"/>
             </w:pPr>
             <w:r>
@@ -183,7 +185,7 @@
               <w:rPr>
                 <w:rFonts w:ascii="Avenir Next" w:hAnsi="Avenir Next" w:cs="Avenir Next" w:eastAsia="Avenir Next"/>
                 <w:color w:val="1A1A1A"/>
-                <w:sz w:val="20"/>
+                <w:sz w:val="22"/>
                 <w:szCs w:val="20"/>
               </w:rPr>
               <w:t xml:space="preserve">You will plot spots like 35 m above and 20 m below sea level on one number line.</w:t>
@@ -203,6 +205,7 @@
           </w:tcPr>
           <w:p>
             <w:pPr>
+              <w:pStyle w:val="Heading2"/>
               <w:spacing w:before="0" w:after="0" w:line="252" w:lineRule="auto"/>
             </w:pPr>
             <w:r>
@@ -232,7 +235,7 @@
               <w:rPr>
                 <w:rFonts w:ascii="Avenir Next" w:hAnsi="Avenir Next" w:cs="Avenir Next" w:eastAsia="Avenir Next"/>
                 <w:color w:val="1A1A1A"/>
-                <w:sz w:val="20"/>
+                <w:sz w:val="22"/>
                 <w:szCs w:val="20"/>
               </w:rPr>
               <w:t xml:space="preserve">Find how much each jump is worth, like 0 to 40 in 8 jumps: each jump is 5.  </w:t>
@@ -242,7 +245,7 @@
                 <w:rFonts w:ascii="Avenir Next" w:hAnsi="Avenir Next" w:cs="Avenir Next" w:eastAsia="Avenir Next"/>
                 <w:b/>
                 <w:color w:val="1A1A1A"/>
-                <w:sz w:val="20"/>
+                <w:sz w:val="22"/>
                 <w:szCs w:val="20"/>
               </w:rPr>
               <w:t xml:space="preserve">You will use it in Practice Form A, problems 3 and 6.</w:t>
@@ -253,6 +256,7 @@
     </w:tbl>
     <w:p>
       <w:pPr>
+        <w:pStyle w:val="Heading2"/>
         <w:keepNext/>
         <w:pBdr>
           <w:bottom w:val="single" w:sz="8" w:space="3" w:color="003A70"/>
@@ -268,7 +272,7 @@
           <w:b/>
           <w:color w:val="003A70"/>
           <w:spacing w:val="14"/>
-          <w:sz w:val="19"/>
+          <w:sz w:val="22"/>
           <w:szCs w:val="19"/>
         </w:rPr>
         <w:t xml:space="preserve">STEPS TO FOLLOW</w:t>
@@ -287,7 +291,7 @@
           <w:rFonts w:ascii="Avenir Next" w:hAnsi="Avenir Next" w:cs="Avenir Next" w:eastAsia="Avenir Next"/>
           <w:i/>
           <w:color w:val="5A5F66"/>
-          <w:sz w:val="17"/>
+          <w:sz w:val="22"/>
           <w:szCs w:val="17"/>
         </w:rPr>
         <w:t xml:space="preserve">use these same steps on every problem</w:t>
@@ -329,6 +333,7 @@
           </w:tcPr>
           <w:p>
             <w:pPr>
+              <w:pStyle w:val="Heading1"/>
               <w:spacing w:before="0" w:after="0" w:line="240" w:lineRule="auto"/>
               <w:jc w:val="center"/>
             </w:pPr>
@@ -358,7 +363,7 @@
                 <w:rFonts w:ascii="Avenir Next" w:hAnsi="Avenir Next" w:cs="Avenir Next" w:eastAsia="Avenir Next"/>
                 <w:b/>
                 <w:color w:val="1A1A1A"/>
-                <w:sz w:val="21"/>
+                <w:sz w:val="22"/>
                 <w:szCs w:val="21"/>
               </w:rPr>
               <w:t xml:space="preserve">Subtract</w:t>
@@ -367,7 +372,7 @@
               <w:rPr>
                 <w:rFonts w:ascii="Avenir Next" w:hAnsi="Avenir Next" w:cs="Avenir Next" w:eastAsia="Avenir Next"/>
                 <w:color w:val="1A1A1A"/>
-                <w:sz w:val="21"/>
+                <w:sz w:val="22"/>
                 <w:szCs w:val="21"/>
               </w:rPr>
               <w:t xml:space="preserve"> the two labels to find the gap.</w:t>
@@ -386,6 +391,7 @@
           </w:tcPr>
           <w:p>
             <w:pPr>
+              <w:pStyle w:val="Heading1"/>
               <w:spacing w:before="0" w:after="0" w:line="240" w:lineRule="auto"/>
               <w:jc w:val="center"/>
             </w:pPr>
@@ -415,7 +421,7 @@
                 <w:rFonts w:ascii="Avenir Next" w:hAnsi="Avenir Next" w:cs="Avenir Next" w:eastAsia="Avenir Next"/>
                 <w:b/>
                 <w:color w:val="1A1A1A"/>
-                <w:sz w:val="21"/>
+                <w:sz w:val="22"/>
                 <w:szCs w:val="21"/>
               </w:rPr>
               <w:t xml:space="preserve">Count</w:t>
@@ -424,7 +430,7 @@
               <w:rPr>
                 <w:rFonts w:ascii="Avenir Next" w:hAnsi="Avenir Next" w:cs="Avenir Next" w:eastAsia="Avenir Next"/>
                 <w:color w:val="1A1A1A"/>
-                <w:sz w:val="21"/>
+                <w:sz w:val="22"/>
                 <w:szCs w:val="21"/>
               </w:rPr>
               <w:t xml:space="preserve"> the equal jumps between the labels.</w:t>
@@ -443,6 +449,7 @@
           </w:tcPr>
           <w:p>
             <w:pPr>
+              <w:pStyle w:val="Heading1"/>
               <w:spacing w:before="0" w:after="0" w:line="240" w:lineRule="auto"/>
               <w:jc w:val="center"/>
             </w:pPr>
@@ -472,7 +479,7 @@
                 <w:rFonts w:ascii="Avenir Next" w:hAnsi="Avenir Next" w:cs="Avenir Next" w:eastAsia="Avenir Next"/>
                 <w:b/>
                 <w:color w:val="1A1A1A"/>
-                <w:sz w:val="21"/>
+                <w:sz w:val="22"/>
                 <w:szCs w:val="21"/>
               </w:rPr>
               <w:t xml:space="preserve">Divide</w:t>
@@ -481,7 +488,7 @@
               <w:rPr>
                 <w:rFonts w:ascii="Avenir Next" w:hAnsi="Avenir Next" w:cs="Avenir Next" w:eastAsia="Avenir Next"/>
                 <w:color w:val="1A1A1A"/>
-                <w:sz w:val="21"/>
+                <w:sz w:val="22"/>
                 <w:szCs w:val="21"/>
               </w:rPr>
               <w:t xml:space="preserve">: gap ÷ jumps = size of each jump.</w:t>
@@ -492,6 +499,7 @@
     </w:tbl>
     <w:p>
       <w:pPr>
+        <w:pStyle w:val="Heading2"/>
         <w:keepNext/>
         <w:pBdr>
           <w:bottom w:val="single" w:sz="8" w:space="3" w:color="003A70"/>
@@ -507,7 +515,7 @@
           <w:b/>
           <w:color w:val="003A70"/>
           <w:spacing w:val="14"/>
-          <w:sz w:val="19"/>
+          <w:sz w:val="22"/>
           <w:szCs w:val="19"/>
         </w:rPr>
         <w:t xml:space="preserve">WATCH ME</w:t>
@@ -526,7 +534,7 @@
           <w:rFonts w:ascii="Avenir Next" w:hAnsi="Avenir Next" w:cs="Avenir Next" w:eastAsia="Avenir Next"/>
           <w:i/>
           <w:color w:val="5A5F66"/>
-          <w:sz w:val="17"/>
+          <w:sz w:val="22"/>
           <w:szCs w:val="17"/>
         </w:rPr>
         <w:t xml:space="preserve">the steps in action</w:t>
@@ -575,7 +583,7 @@
                 <w:rFonts w:ascii="Avenir Next" w:hAnsi="Avenir Next" w:cs="Avenir Next" w:eastAsia="Avenir Next"/>
                 <w:b/>
                 <w:color w:val="1A1A1A"/>
-                <w:sz w:val="21"/>
+                <w:sz w:val="22"/>
                 <w:szCs w:val="21"/>
               </w:rPr>
               <w:t xml:space="preserve">A line goes from 0 to 40 in 8 equal jumps. How much is each jump?</w:t>
@@ -594,25 +602,25 @@
                 <w:rFonts w:ascii="Avenir Next" w:hAnsi="Avenir Next" w:cs="Avenir Next" w:eastAsia="Avenir Next"/>
                 <w:b/>
                 <w:color w:val="003A70"/>
+                <w:sz w:val="22"/>
+                <w:szCs w:val="19"/>
+              </w:rPr>
+              <w:t xml:space="preserve">Step 1</w:t>
+            </w:r>
+            <w:r>
+              <w:rPr>
+                <w:rFonts w:ascii="Avenir Next" w:hAnsi="Avenir Next" w:cs="Avenir Next" w:eastAsia="Avenir Next"/>
+                <w:color w:val="1A1A1A"/>
                 <w:sz w:val="19"/>
                 <w:szCs w:val="19"/>
               </w:rPr>
-              <w:t xml:space="preserve">Step 1</w:t>
-            </w:r>
-            <w:r>
-              <w:rPr>
-                <w:rFonts w:ascii="Avenir Next" w:hAnsi="Avenir Next" w:cs="Avenir Next" w:eastAsia="Avenir Next"/>
-                <w:color w:val="1A1A1A"/>
-                <w:sz w:val="19"/>
-                <w:szCs w:val="19"/>
-              </w:rPr>
               <w:tab/>
             </w:r>
             <w:r>
               <w:rPr>
                 <w:rFonts w:ascii="Avenir Next" w:hAnsi="Avenir Next" w:cs="Avenir Next" w:eastAsia="Avenir Next"/>
                 <w:color w:val="1A1A1A"/>
-                <w:sz w:val="21"/>
+                <w:sz w:val="22"/>
                 <w:szCs w:val="21"/>
               </w:rPr>
               <w:t xml:space="preserve">40 − 0 = 40</w:t>
@@ -631,25 +639,25 @@
                 <w:rFonts w:ascii="Avenir Next" w:hAnsi="Avenir Next" w:cs="Avenir Next" w:eastAsia="Avenir Next"/>
                 <w:b/>
                 <w:color w:val="003A70"/>
+                <w:sz w:val="22"/>
+                <w:szCs w:val="19"/>
+              </w:rPr>
+              <w:t xml:space="preserve">Step 2</w:t>
+            </w:r>
+            <w:r>
+              <w:rPr>
+                <w:rFonts w:ascii="Avenir Next" w:hAnsi="Avenir Next" w:cs="Avenir Next" w:eastAsia="Avenir Next"/>
+                <w:color w:val="1A1A1A"/>
                 <w:sz w:val="19"/>
                 <w:szCs w:val="19"/>
               </w:rPr>
-              <w:t xml:space="preserve">Step 2</w:t>
-            </w:r>
-            <w:r>
-              <w:rPr>
-                <w:rFonts w:ascii="Avenir Next" w:hAnsi="Avenir Next" w:cs="Avenir Next" w:eastAsia="Avenir Next"/>
-                <w:color w:val="1A1A1A"/>
-                <w:sz w:val="19"/>
-                <w:szCs w:val="19"/>
-              </w:rPr>
               <w:tab/>
             </w:r>
             <w:r>
               <w:rPr>
                 <w:rFonts w:ascii="Avenir Next" w:hAnsi="Avenir Next" w:cs="Avenir Next" w:eastAsia="Avenir Next"/>
                 <w:color w:val="1A1A1A"/>
-                <w:sz w:val="21"/>
+                <w:sz w:val="22"/>
                 <w:szCs w:val="21"/>
               </w:rPr>
               <w:t xml:space="preserve">There are 8 jumps.</w:t>
@@ -668,25 +676,25 @@
                 <w:rFonts w:ascii="Avenir Next" w:hAnsi="Avenir Next" w:cs="Avenir Next" w:eastAsia="Avenir Next"/>
                 <w:b/>
                 <w:color w:val="003A70"/>
+                <w:sz w:val="22"/>
+                <w:szCs w:val="19"/>
+              </w:rPr>
+              <w:t xml:space="preserve">Step 3</w:t>
+            </w:r>
+            <w:r>
+              <w:rPr>
+                <w:rFonts w:ascii="Avenir Next" w:hAnsi="Avenir Next" w:cs="Avenir Next" w:eastAsia="Avenir Next"/>
+                <w:color w:val="1A1A1A"/>
                 <w:sz w:val="19"/>
                 <w:szCs w:val="19"/>
               </w:rPr>
-              <w:t xml:space="preserve">Step 3</w:t>
-            </w:r>
-            <w:r>
-              <w:rPr>
-                <w:rFonts w:ascii="Avenir Next" w:hAnsi="Avenir Next" w:cs="Avenir Next" w:eastAsia="Avenir Next"/>
-                <w:color w:val="1A1A1A"/>
-                <w:sz w:val="19"/>
-                <w:szCs w:val="19"/>
-              </w:rPr>
               <w:tab/>
             </w:r>
             <w:r>
               <w:rPr>
                 <w:rFonts w:ascii="Avenir Next" w:hAnsi="Avenir Next" w:cs="Avenir Next" w:eastAsia="Avenir Next"/>
                 <w:color w:val="1A1A1A"/>
-                <w:sz w:val="21"/>
+                <w:sz w:val="22"/>
                 <w:szCs w:val="21"/>
               </w:rPr>
               <w:t xml:space="preserve">40 ÷ 8 = 5. Each jump is 5.</w:t>
@@ -705,18 +713,18 @@
                 <w:rFonts w:ascii="Avenir Next" w:hAnsi="Avenir Next" w:cs="Avenir Next" w:eastAsia="Avenir Next"/>
                 <w:b/>
                 <w:color w:val="1A1A1A"/>
+                <w:sz w:val="22"/>
+                <w:szCs w:val="21"/>
+              </w:rPr>
+              <w:t xml:space="preserve">Answer</w:t>
+            </w:r>
+            <w:r>
+              <w:rPr>
+                <w:rFonts w:ascii="Avenir Next" w:hAnsi="Avenir Next" w:cs="Avenir Next" w:eastAsia="Avenir Next"/>
+                <w:color w:val="1A1A1A"/>
                 <w:sz w:val="21"/>
                 <w:szCs w:val="21"/>
               </w:rPr>
-              <w:t xml:space="preserve">Answer</w:t>
-            </w:r>
-            <w:r>
-              <w:rPr>
-                <w:rFonts w:ascii="Avenir Next" w:hAnsi="Avenir Next" w:cs="Avenir Next" w:eastAsia="Avenir Next"/>
-                <w:color w:val="1A1A1A"/>
-                <w:sz w:val="21"/>
-                <w:szCs w:val="21"/>
-              </w:rPr>
               <w:tab/>
             </w:r>
             <w:r>
@@ -724,7 +732,7 @@
                 <w:rFonts w:ascii="Avenir Next" w:hAnsi="Avenir Next" w:cs="Avenir Next" w:eastAsia="Avenir Next"/>
                 <w:b/>
                 <w:color w:val="1A1A1A"/>
-                <w:sz w:val="21"/>
+                <w:sz w:val="22"/>
                 <w:szCs w:val="21"/>
               </w:rPr>
               <w:t xml:space="preserve">5</w:t>
@@ -745,7 +753,7 @@
               <w:drawing>
                 <wp:inline distT="0" distB="0" distL="0" distR="0">
                   <wp:extent cx="2743200" cy="566928"/>
-                  <wp:docPr id="1" name="Figure 1"/>
+                  <wp:docPr id="1" name="Figure 1" descr="Number line from 0 to 40, ticks every 5. Labels: 0, 0, 40, 40."/>
                   <a:graphic xmlns:a="http://schemas.openxmlformats.org/drawingml/2006/main">
                     <a:graphicData uri="http://schemas.openxmlformats.org/drawingml/2006/picture">
                       <pic:pic xmlns:pic="http://schemas.openxmlformats.org/drawingml/2006/picture">
@@ -785,6 +793,7 @@
     </w:p>
     <w:p>
       <w:pPr>
+        <w:pStyle w:val="Heading2"/>
         <w:keepNext/>
         <w:pBdr>
           <w:bottom w:val="single" w:sz="8" w:space="3" w:color="003A70"/>
@@ -800,7 +809,7 @@
           <w:b/>
           <w:color w:val="003A70"/>
           <w:spacing w:val="14"/>
-          <w:sz w:val="19"/>
+          <w:sz w:val="22"/>
           <w:szCs w:val="19"/>
         </w:rPr>
         <w:t xml:space="preserve">TRY IT WITH HELP</w:t>
@@ -819,7 +828,7 @@
           <w:rFonts w:ascii="Avenir Next" w:hAnsi="Avenir Next" w:cs="Avenir Next" w:eastAsia="Avenir Next"/>
           <w:i/>
           <w:color w:val="5A5F66"/>
-          <w:sz w:val="17"/>
+          <w:sz w:val="22"/>
           <w:szCs w:val="17"/>
         </w:rPr>
         <w:t xml:space="preserve">fill in each step</w:t>
@@ -877,25 +886,25 @@
           <w:rFonts w:ascii="Avenir Next" w:hAnsi="Avenir Next" w:cs="Avenir Next" w:eastAsia="Avenir Next"/>
           <w:b/>
           <w:color w:val="003A70"/>
+          <w:sz w:val="22"/>
+          <w:szCs w:val="18"/>
+        </w:rPr>
+        <w:t xml:space="preserve">Step 1</w:t>
+      </w:r>
+      <w:r>
+        <w:rPr>
+          <w:rFonts w:ascii="Avenir Next" w:hAnsi="Avenir Next" w:cs="Avenir Next" w:eastAsia="Avenir Next"/>
+          <w:color w:val="1A1A1A"/>
           <w:sz w:val="18"/>
           <w:szCs w:val="18"/>
         </w:rPr>
-        <w:t xml:space="preserve">Step 1</w:t>
-      </w:r>
-      <w:r>
-        <w:rPr>
-          <w:rFonts w:ascii="Avenir Next" w:hAnsi="Avenir Next" w:cs="Avenir Next" w:eastAsia="Avenir Next"/>
-          <w:color w:val="1A1A1A"/>
-          <w:sz w:val="18"/>
-          <w:szCs w:val="18"/>
-        </w:rPr>
         <w:tab/>
       </w:r>
       <w:r>
         <w:rPr>
           <w:rFonts w:ascii="Avenir Next" w:hAnsi="Avenir Next" w:cs="Avenir Next" w:eastAsia="Avenir Next"/>
           <w:color w:val="1A1A1A"/>
-          <w:sz w:val="21"/>
+          <w:sz w:val="22"/>
           <w:szCs w:val="21"/>
         </w:rPr>
         <w:t xml:space="preserve">100 − 0 = </w:t>
@@ -925,25 +934,25 @@
           <w:rFonts w:ascii="Avenir Next" w:hAnsi="Avenir Next" w:cs="Avenir Next" w:eastAsia="Avenir Next"/>
           <w:b/>
           <w:color w:val="003A70"/>
+          <w:sz w:val="22"/>
+          <w:szCs w:val="18"/>
+        </w:rPr>
+        <w:t xml:space="preserve">Step 2</w:t>
+      </w:r>
+      <w:r>
+        <w:rPr>
+          <w:rFonts w:ascii="Avenir Next" w:hAnsi="Avenir Next" w:cs="Avenir Next" w:eastAsia="Avenir Next"/>
+          <w:color w:val="1A1A1A"/>
           <w:sz w:val="18"/>
           <w:szCs w:val="18"/>
         </w:rPr>
-        <w:t xml:space="preserve">Step 2</w:t>
-      </w:r>
-      <w:r>
-        <w:rPr>
-          <w:rFonts w:ascii="Avenir Next" w:hAnsi="Avenir Next" w:cs="Avenir Next" w:eastAsia="Avenir Next"/>
-          <w:color w:val="1A1A1A"/>
-          <w:sz w:val="18"/>
-          <w:szCs w:val="18"/>
-        </w:rPr>
         <w:tab/>
       </w:r>
       <w:r>
         <w:rPr>
           <w:rFonts w:ascii="Avenir Next" w:hAnsi="Avenir Next" w:cs="Avenir Next" w:eastAsia="Avenir Next"/>
           <w:color w:val="1A1A1A"/>
-          <w:sz w:val="21"/>
+          <w:sz w:val="22"/>
           <w:szCs w:val="21"/>
         </w:rPr>
         <w:t xml:space="preserve">There are </w:t>
@@ -962,7 +971,7 @@
         <w:rPr>
           <w:rFonts w:ascii="Avenir Next" w:hAnsi="Avenir Next" w:cs="Avenir Next" w:eastAsia="Avenir Next"/>
           <w:color w:val="1A1A1A"/>
-          <w:sz w:val="21"/>
+          <w:sz w:val="22"/>
           <w:szCs w:val="21"/>
         </w:rPr>
         <w:t xml:space="preserve"> jumps.</w:t>
@@ -982,25 +991,25 @@
           <w:rFonts w:ascii="Avenir Next" w:hAnsi="Avenir Next" w:cs="Avenir Next" w:eastAsia="Avenir Next"/>
           <w:b/>
           <w:color w:val="003A70"/>
+          <w:sz w:val="22"/>
+          <w:szCs w:val="18"/>
+        </w:rPr>
+        <w:t xml:space="preserve">Step 3</w:t>
+      </w:r>
+      <w:r>
+        <w:rPr>
+          <w:rFonts w:ascii="Avenir Next" w:hAnsi="Avenir Next" w:cs="Avenir Next" w:eastAsia="Avenir Next"/>
+          <w:color w:val="1A1A1A"/>
           <w:sz w:val="18"/>
           <w:szCs w:val="18"/>
         </w:rPr>
-        <w:t xml:space="preserve">Step 3</w:t>
-      </w:r>
-      <w:r>
-        <w:rPr>
-          <w:rFonts w:ascii="Avenir Next" w:hAnsi="Avenir Next" w:cs="Avenir Next" w:eastAsia="Avenir Next"/>
-          <w:color w:val="1A1A1A"/>
-          <w:sz w:val="18"/>
-          <w:szCs w:val="18"/>
-        </w:rPr>
         <w:tab/>
       </w:r>
       <w:r>
         <w:rPr>
           <w:rFonts w:ascii="Avenir Next" w:hAnsi="Avenir Next" w:cs="Avenir Next" w:eastAsia="Avenir Next"/>
           <w:color w:val="1A1A1A"/>
-          <w:sz w:val="21"/>
+          <w:sz w:val="22"/>
           <w:szCs w:val="21"/>
         </w:rPr>
         <w:t xml:space="preserve">100 ÷ 10 = </w:t>
@@ -1073,25 +1082,25 @@
           <w:rFonts w:ascii="Avenir Next" w:hAnsi="Avenir Next" w:cs="Avenir Next" w:eastAsia="Avenir Next"/>
           <w:b/>
           <w:color w:val="003A70"/>
+          <w:sz w:val="22"/>
+          <w:szCs w:val="18"/>
+        </w:rPr>
+        <w:t xml:space="preserve">Step 1</w:t>
+      </w:r>
+      <w:r>
+        <w:rPr>
+          <w:rFonts w:ascii="Avenir Next" w:hAnsi="Avenir Next" w:cs="Avenir Next" w:eastAsia="Avenir Next"/>
+          <w:color w:val="1A1A1A"/>
           <w:sz w:val="18"/>
           <w:szCs w:val="18"/>
         </w:rPr>
-        <w:t xml:space="preserve">Step 1</w:t>
-      </w:r>
-      <w:r>
-        <w:rPr>
-          <w:rFonts w:ascii="Avenir Next" w:hAnsi="Avenir Next" w:cs="Avenir Next" w:eastAsia="Avenir Next"/>
-          <w:color w:val="1A1A1A"/>
-          <w:sz w:val="18"/>
-          <w:szCs w:val="18"/>
-        </w:rPr>
         <w:tab/>
       </w:r>
       <w:r>
         <w:rPr>
           <w:rFonts w:ascii="Avenir Next" w:hAnsi="Avenir Next" w:cs="Avenir Next" w:eastAsia="Avenir Next"/>
           <w:color w:val="1A1A1A"/>
-          <w:sz w:val="21"/>
+          <w:sz w:val="22"/>
           <w:szCs w:val="21"/>
         </w:rPr>
         <w:t xml:space="preserve">60 − 0 = </w:t>
@@ -1121,25 +1130,25 @@
           <w:rFonts w:ascii="Avenir Next" w:hAnsi="Avenir Next" w:cs="Avenir Next" w:eastAsia="Avenir Next"/>
           <w:b/>
           <w:color w:val="003A70"/>
+          <w:sz w:val="22"/>
+          <w:szCs w:val="18"/>
+        </w:rPr>
+        <w:t xml:space="preserve">Step 2</w:t>
+      </w:r>
+      <w:r>
+        <w:rPr>
+          <w:rFonts w:ascii="Avenir Next" w:hAnsi="Avenir Next" w:cs="Avenir Next" w:eastAsia="Avenir Next"/>
+          <w:color w:val="1A1A1A"/>
           <w:sz w:val="18"/>
           <w:szCs w:val="18"/>
         </w:rPr>
-        <w:t xml:space="preserve">Step 2</w:t>
-      </w:r>
-      <w:r>
-        <w:rPr>
-          <w:rFonts w:ascii="Avenir Next" w:hAnsi="Avenir Next" w:cs="Avenir Next" w:eastAsia="Avenir Next"/>
-          <w:color w:val="1A1A1A"/>
-          <w:sz w:val="18"/>
-          <w:szCs w:val="18"/>
-        </w:rPr>
         <w:tab/>
       </w:r>
       <w:r>
         <w:rPr>
           <w:rFonts w:ascii="Avenir Next" w:hAnsi="Avenir Next" w:cs="Avenir Next" w:eastAsia="Avenir Next"/>
           <w:color w:val="1A1A1A"/>
-          <w:sz w:val="21"/>
+          <w:sz w:val="22"/>
           <w:szCs w:val="21"/>
         </w:rPr>
         <w:t xml:space="preserve">There are </w:t>
@@ -1158,7 +1167,7 @@
         <w:rPr>
           <w:rFonts w:ascii="Avenir Next" w:hAnsi="Avenir Next" w:cs="Avenir Next" w:eastAsia="Avenir Next"/>
           <w:color w:val="1A1A1A"/>
-          <w:sz w:val="21"/>
+          <w:sz w:val="22"/>
           <w:szCs w:val="21"/>
         </w:rPr>
         <w:t xml:space="preserve"> jumps.</w:t>
@@ -1178,25 +1187,25 @@
           <w:rFonts w:ascii="Avenir Next" w:hAnsi="Avenir Next" w:cs="Avenir Next" w:eastAsia="Avenir Next"/>
           <w:b/>
           <w:color w:val="003A70"/>
+          <w:sz w:val="22"/>
+          <w:szCs w:val="18"/>
+        </w:rPr>
+        <w:t xml:space="preserve">Step 3</w:t>
+      </w:r>
+      <w:r>
+        <w:rPr>
+          <w:rFonts w:ascii="Avenir Next" w:hAnsi="Avenir Next" w:cs="Avenir Next" w:eastAsia="Avenir Next"/>
+          <w:color w:val="1A1A1A"/>
           <w:sz w:val="18"/>
           <w:szCs w:val="18"/>
         </w:rPr>
-        <w:t xml:space="preserve">Step 3</w:t>
-      </w:r>
-      <w:r>
-        <w:rPr>
-          <w:rFonts w:ascii="Avenir Next" w:hAnsi="Avenir Next" w:cs="Avenir Next" w:eastAsia="Avenir Next"/>
-          <w:color w:val="1A1A1A"/>
-          <w:sz w:val="18"/>
-          <w:szCs w:val="18"/>
-        </w:rPr>
         <w:tab/>
       </w:r>
       <w:r>
         <w:rPr>
           <w:rFonts w:ascii="Avenir Next" w:hAnsi="Avenir Next" w:cs="Avenir Next" w:eastAsia="Avenir Next"/>
           <w:color w:val="1A1A1A"/>
-          <w:sz w:val="21"/>
+          <w:sz w:val="22"/>
           <w:szCs w:val="21"/>
         </w:rPr>
         <w:t xml:space="preserve">60 ÷ 3 = </w:t>
@@ -1219,6 +1228,7 @@
     </w:p>
     <w:p>
       <w:pPr>
+        <w:pStyle w:val="Heading2"/>
         <w:keepNext/>
         <w:pBdr>
           <w:bottom w:val="single" w:sz="8" w:space="3" w:color="003A70"/>
@@ -1234,7 +1244,7 @@
           <w:b/>
           <w:color w:val="003A70"/>
           <w:spacing w:val="14"/>
-          <w:sz w:val="19"/>
+          <w:sz w:val="22"/>
           <w:szCs w:val="19"/>
         </w:rPr>
         <w:t xml:space="preserve">YOUR TURN</w:t>
@@ -1253,7 +1263,7 @@
           <w:rFonts w:ascii="Avenir Next" w:hAnsi="Avenir Next" w:cs="Avenir Next" w:eastAsia="Avenir Next"/>
           <w:i/>
           <w:color w:val="5A5F66"/>
-          <w:sz w:val="17"/>
+          <w:sz w:val="22"/>
           <w:szCs w:val="17"/>
         </w:rPr>
         <w:t xml:space="preserve">use the steps on your own</w:t>
@@ -1424,7 +1434,7 @@
                       <w:szCs w:val="22"/>
                       <w:u w:val="single"/>
                     </w:rPr>
-                    <w:t xml:space="preserve">        </w:t>
+                    <w:t xml:space="preserve">            </w:t>
                   </w:r>
                 </w:p>
               </w:tc>
@@ -1486,7 +1496,7 @@
                       <w:szCs w:val="22"/>
                       <w:u w:val="single"/>
                     </w:rPr>
-                    <w:t xml:space="preserve">        </w:t>
+                    <w:t xml:space="preserve">            </w:t>
                   </w:r>
                 </w:p>
               </w:tc>
@@ -1554,7 +1564,7 @@
                       <w:szCs w:val="22"/>
                       <w:u w:val="single"/>
                     </w:rPr>
-                    <w:t xml:space="preserve">        </w:t>
+                    <w:t xml:space="preserve">            </w:t>
                   </w:r>
                 </w:p>
               </w:tc>
@@ -1616,7 +1626,7 @@
                       <w:szCs w:val="22"/>
                       <w:u w:val="single"/>
                     </w:rPr>
-                    <w:t xml:space="preserve">        </w:t>
+                    <w:t xml:space="preserve">            </w:t>
                   </w:r>
                 </w:p>
               </w:tc>
@@ -1684,7 +1694,7 @@
                       <w:szCs w:val="22"/>
                       <w:u w:val="single"/>
                     </w:rPr>
-                    <w:t xml:space="preserve">        </w:t>
+                    <w:t xml:space="preserve">            </w:t>
                   </w:r>
                 </w:p>
               </w:tc>
@@ -1746,7 +1756,7 @@
                       <w:szCs w:val="22"/>
                       <w:u w:val="single"/>
                     </w:rPr>
-                    <w:t xml:space="preserve">        </w:t>
+                    <w:t xml:space="preserve">            </w:t>
                   </w:r>
                 </w:p>
               </w:tc>
@@ -1769,7 +1779,7 @@
       <w:pPr>
         <w:pageBreakBefore/>
         <w:keepNext/>
-        <w:spacing w:before="0" w:after="12" w:line="264" w:lineRule="auto"/>
+        <w:spacing w:before="0" w:after="12" w:line="252" w:lineRule="auto"/>
       </w:pPr>
       <w:r>
         <w:rPr>
@@ -1778,7 +1788,7 @@
           <w:caps/>
           <w:color w:val="003A70"/>
           <w:spacing w:val="12"/>
-          <w:sz w:val="19"/>
+          <w:sz w:val="22"/>
           <w:szCs w:val="19"/>
         </w:rPr>
         <w:t xml:space="preserve">Lesson 7-1  ·  Session 1  ·  Prerequisite Practice A  ·  Skill 2 of 2</w:t>
@@ -1786,6 +1796,7 @@
     </w:p>
     <w:p>
       <w:pPr>
+        <w:pStyle w:val="Heading1"/>
         <w:keepNext/>
         <w:spacing w:before="0" w:after="10" w:line="240" w:lineRule="auto"/>
       </w:pPr>
@@ -1805,13 +1816,13 @@
         <w:pBdr>
           <w:bottom w:val="single" w:sz="4" w:space="5" w:color="C9CDD2"/>
         </w:pBdr>
-        <w:spacing w:before="0" w:after="60" w:line="264" w:lineRule="auto"/>
+        <w:spacing w:before="0" w:after="60" w:line="252" w:lineRule="auto"/>
       </w:pPr>
       <w:r>
         <w:rPr>
           <w:rFonts w:ascii="Avenir Next" w:hAnsi="Avenir Next" w:cs="Avenir Next" w:eastAsia="Avenir Next"/>
           <w:color w:val="5A5F66"/>
-          <w:sz w:val="17"/>
+          <w:sz w:val="22"/>
           <w:szCs w:val="17"/>
         </w:rPr>
         <w:t xml:space="preserve">Builds on Grade 4 · 4.NBT.A.2</w:t>
@@ -1854,7 +1865,8 @@
           </w:tcPr>
           <w:p>
             <w:pPr>
-              <w:spacing w:before="0" w:after="0" w:line="252" w:lineRule="auto"/>
+              <w:pStyle w:val="Heading2"/>
+              <w:spacing w:before="0" w:after="0" w:line="246" w:lineRule="auto"/>
             </w:pPr>
             <w:r>
               <w:rPr>
@@ -1877,13 +1889,13 @@
           </w:tcPr>
           <w:p>
             <w:pPr>
-              <w:spacing w:before="0" w:after="0" w:line="264" w:lineRule="auto"/>
+              <w:spacing w:before="0" w:after="0" w:line="252" w:lineRule="auto"/>
             </w:pPr>
             <w:r>
               <w:rPr>
                 <w:rFonts w:ascii="Avenir Next" w:hAnsi="Avenir Next" w:cs="Avenir Next" w:eastAsia="Avenir Next"/>
                 <w:color w:val="1A1A1A"/>
-                <w:sz w:val="20"/>
+                <w:sz w:val="22"/>
                 <w:szCs w:val="20"/>
               </w:rPr>
               <w:t xml:space="preserve">You will plot 7 under par and 7 over par. One sits left of 0, one sits right.</w:t>
@@ -1903,7 +1915,8 @@
           </w:tcPr>
           <w:p>
             <w:pPr>
-              <w:spacing w:before="0" w:after="0" w:line="252" w:lineRule="auto"/>
+              <w:pStyle w:val="Heading2"/>
+              <w:spacing w:before="0" w:after="0" w:line="246" w:lineRule="auto"/>
             </w:pPr>
             <w:r>
               <w:rPr>
@@ -1926,13 +1939,13 @@
           </w:tcPr>
           <w:p>
             <w:pPr>
-              <w:spacing w:before="0" w:after="0" w:line="264" w:lineRule="auto"/>
+              <w:spacing w:before="0" w:after="0" w:line="252" w:lineRule="auto"/>
             </w:pPr>
             <w:r>
               <w:rPr>
                 <w:rFonts w:ascii="Avenir Next" w:hAnsi="Avenir Next" w:cs="Avenir Next" w:eastAsia="Avenir Next"/>
                 <w:color w:val="1A1A1A"/>
-                <w:sz w:val="20"/>
+                <w:sz w:val="22"/>
                 <w:szCs w:val="20"/>
               </w:rPr>
               <w:t xml:space="preserve">Know that the number farther right on a number line is greater.  </w:t>
@@ -1942,7 +1955,7 @@
                 <w:rFonts w:ascii="Avenir Next" w:hAnsi="Avenir Next" w:cs="Avenir Next" w:eastAsia="Avenir Next"/>
                 <w:b/>
                 <w:color w:val="1A1A1A"/>
-                <w:sz w:val="20"/>
+                <w:sz w:val="22"/>
                 <w:szCs w:val="20"/>
               </w:rPr>
               <w:t xml:space="preserve">You will use it in Practice Form A, problems 3 and 6.</w:t>
@@ -1953,6 +1966,7 @@
     </w:tbl>
     <w:p>
       <w:pPr>
+        <w:pStyle w:val="Heading2"/>
         <w:keepNext/>
         <w:pBdr>
           <w:bottom w:val="single" w:sz="8" w:space="3" w:color="003A70"/>
@@ -1968,7 +1982,7 @@
           <w:b/>
           <w:color w:val="003A70"/>
           <w:spacing w:val="14"/>
-          <w:sz w:val="19"/>
+          <w:sz w:val="22"/>
           <w:szCs w:val="19"/>
         </w:rPr>
         <w:t xml:space="preserve">STEPS TO FOLLOW</w:t>
@@ -1987,7 +2001,7 @@
           <w:rFonts w:ascii="Avenir Next" w:hAnsi="Avenir Next" w:cs="Avenir Next" w:eastAsia="Avenir Next"/>
           <w:i/>
           <w:color w:val="5A5F66"/>
-          <w:sz w:val="17"/>
+          <w:sz w:val="22"/>
           <w:szCs w:val="17"/>
         </w:rPr>
         <w:t xml:space="preserve">use these same steps on every problem</w:t>
@@ -2029,6 +2043,7 @@
           </w:tcPr>
           <w:p>
             <w:pPr>
+              <w:pStyle w:val="Heading1"/>
               <w:spacing w:before="0" w:after="0" w:line="240" w:lineRule="auto"/>
               <w:jc w:val="center"/>
             </w:pPr>
@@ -2051,13 +2066,13 @@
           </w:tcPr>
           <w:p>
             <w:pPr>
-              <w:spacing w:before="0" w:after="0" w:line="264" w:lineRule="auto"/>
+              <w:spacing w:before="0" w:after="0" w:line="252" w:lineRule="auto"/>
             </w:pPr>
             <w:r>
               <w:rPr>
                 <w:rFonts w:ascii="Avenir Next" w:hAnsi="Avenir Next" w:cs="Avenir Next" w:eastAsia="Avenir Next"/>
                 <w:color w:val="1A1A1A"/>
-                <w:sz w:val="21"/>
+                <w:sz w:val="22"/>
                 <w:szCs w:val="21"/>
               </w:rPr>
               <w:t xml:space="preserve">Find </w:t>
@@ -2067,7 +2082,7 @@
                 <w:rFonts w:ascii="Avenir Next" w:hAnsi="Avenir Next" w:cs="Avenir Next" w:eastAsia="Avenir Next"/>
                 <w:b/>
                 <w:color w:val="1A1A1A"/>
-                <w:sz w:val="21"/>
+                <w:sz w:val="22"/>
                 <w:szCs w:val="21"/>
               </w:rPr>
               <w:t xml:space="preserve">both numbers</w:t>
@@ -2076,7 +2091,7 @@
               <w:rPr>
                 <w:rFonts w:ascii="Avenir Next" w:hAnsi="Avenir Next" w:cs="Avenir Next" w:eastAsia="Avenir Next"/>
                 <w:color w:val="1A1A1A"/>
-                <w:sz w:val="21"/>
+                <w:sz w:val="22"/>
                 <w:szCs w:val="21"/>
               </w:rPr>
               <w:t xml:space="preserve"> on the number line.</w:t>
@@ -2095,6 +2110,7 @@
           </w:tcPr>
           <w:p>
             <w:pPr>
+              <w:pStyle w:val="Heading1"/>
               <w:spacing w:before="0" w:after="0" w:line="240" w:lineRule="auto"/>
               <w:jc w:val="center"/>
             </w:pPr>
@@ -2117,13 +2133,13 @@
           </w:tcPr>
           <w:p>
             <w:pPr>
-              <w:spacing w:before="0" w:after="0" w:line="264" w:lineRule="auto"/>
+              <w:spacing w:before="0" w:after="0" w:line="252" w:lineRule="auto"/>
             </w:pPr>
             <w:r>
               <w:rPr>
                 <w:rFonts w:ascii="Avenir Next" w:hAnsi="Avenir Next" w:cs="Avenir Next" w:eastAsia="Avenir Next"/>
                 <w:color w:val="1A1A1A"/>
-                <w:sz w:val="21"/>
+                <w:sz w:val="22"/>
                 <w:szCs w:val="21"/>
               </w:rPr>
               <w:t xml:space="preserve">The number farther </w:t>
@@ -2133,7 +2149,7 @@
                 <w:rFonts w:ascii="Avenir Next" w:hAnsi="Avenir Next" w:cs="Avenir Next" w:eastAsia="Avenir Next"/>
                 <w:b/>
                 <w:color w:val="1A1A1A"/>
-                <w:sz w:val="21"/>
+                <w:sz w:val="22"/>
                 <w:szCs w:val="21"/>
               </w:rPr>
               <w:t xml:space="preserve">right</w:t>
@@ -2142,7 +2158,7 @@
               <w:rPr>
                 <w:rFonts w:ascii="Avenir Next" w:hAnsi="Avenir Next" w:cs="Avenir Next" w:eastAsia="Avenir Next"/>
                 <w:color w:val="1A1A1A"/>
-                <w:sz w:val="21"/>
+                <w:sz w:val="22"/>
                 <w:szCs w:val="21"/>
               </w:rPr>
               <w:t xml:space="preserve"> is greater.</w:t>
@@ -2161,6 +2177,7 @@
           </w:tcPr>
           <w:p>
             <w:pPr>
+              <w:pStyle w:val="Heading1"/>
               <w:spacing w:before="0" w:after="0" w:line="240" w:lineRule="auto"/>
               <w:jc w:val="center"/>
             </w:pPr>
@@ -2183,13 +2200,13 @@
           </w:tcPr>
           <w:p>
             <w:pPr>
-              <w:spacing w:before="0" w:after="0" w:line="264" w:lineRule="auto"/>
+              <w:spacing w:before="0" w:after="0" w:line="252" w:lineRule="auto"/>
             </w:pPr>
             <w:r>
               <w:rPr>
                 <w:rFonts w:ascii="Avenir Next" w:hAnsi="Avenir Next" w:cs="Avenir Next" w:eastAsia="Avenir Next"/>
                 <w:color w:val="1A1A1A"/>
-                <w:sz w:val="21"/>
+                <w:sz w:val="22"/>
                 <w:szCs w:val="21"/>
               </w:rPr>
               <w:t xml:space="preserve">Write </w:t>
@@ -2199,7 +2216,7 @@
                 <w:rFonts w:ascii="Avenir Next" w:hAnsi="Avenir Next" w:cs="Avenir Next" w:eastAsia="Avenir Next"/>
                 <w:b/>
                 <w:color w:val="1A1A1A"/>
-                <w:sz w:val="21"/>
+                <w:sz w:val="22"/>
                 <w:szCs w:val="21"/>
               </w:rPr>
               <w:t xml:space="preserve">&lt;</w:t>
@@ -2208,7 +2225,7 @@
               <w:rPr>
                 <w:rFonts w:ascii="Avenir Next" w:hAnsi="Avenir Next" w:cs="Avenir Next" w:eastAsia="Avenir Next"/>
                 <w:color w:val="1A1A1A"/>
-                <w:sz w:val="21"/>
+                <w:sz w:val="22"/>
                 <w:szCs w:val="21"/>
               </w:rPr>
               <w:t xml:space="preserve"> or </w:t>
@@ -2218,7 +2235,7 @@
                 <w:rFonts w:ascii="Avenir Next" w:hAnsi="Avenir Next" w:cs="Avenir Next" w:eastAsia="Avenir Next"/>
                 <w:b/>
                 <w:color w:val="1A1A1A"/>
-                <w:sz w:val="21"/>
+                <w:sz w:val="22"/>
                 <w:szCs w:val="21"/>
               </w:rPr>
               <w:t xml:space="preserve">&gt;</w:t>
@@ -2227,7 +2244,7 @@
               <w:rPr>
                 <w:rFonts w:ascii="Avenir Next" w:hAnsi="Avenir Next" w:cs="Avenir Next" w:eastAsia="Avenir Next"/>
                 <w:color w:val="1A1A1A"/>
-                <w:sz w:val="21"/>
+                <w:sz w:val="22"/>
                 <w:szCs w:val="21"/>
               </w:rPr>
               <w:t xml:space="preserve">. The open side faces the greater number.</w:t>
@@ -2238,6 +2255,7 @@
     </w:tbl>
     <w:p>
       <w:pPr>
+        <w:pStyle w:val="Heading2"/>
         <w:keepNext/>
         <w:pBdr>
           <w:bottom w:val="single" w:sz="8" w:space="3" w:color="003A70"/>
@@ -2253,7 +2271,7 @@
           <w:b/>
           <w:color w:val="003A70"/>
           <w:spacing w:val="14"/>
-          <w:sz w:val="19"/>
+          <w:sz w:val="22"/>
           <w:szCs w:val="19"/>
         </w:rPr>
         <w:t xml:space="preserve">WATCH ME</w:t>
@@ -2272,7 +2290,7 @@
           <w:rFonts w:ascii="Avenir Next" w:hAnsi="Avenir Next" w:cs="Avenir Next" w:eastAsia="Avenir Next"/>
           <w:i/>
           <w:color w:val="5A5F66"/>
-          <w:sz w:val="17"/>
+          <w:sz w:val="22"/>
           <w:szCs w:val="17"/>
         </w:rPr>
         <w:t xml:space="preserve">the steps in action</w:t>
@@ -2314,14 +2332,14 @@
           </w:tcPr>
           <w:p>
             <w:pPr>
-              <w:spacing w:before="0" w:after="40" w:line="264" w:lineRule="auto"/>
+              <w:spacing w:before="0" w:after="40" w:line="252" w:lineRule="auto"/>
             </w:pPr>
             <w:r>
               <w:rPr>
                 <w:rFonts w:ascii="Avenir Next" w:hAnsi="Avenir Next" w:cs="Avenir Next" w:eastAsia="Avenir Next"/>
                 <w:b/>
                 <w:color w:val="1A1A1A"/>
-                <w:sz w:val="21"/>
+                <w:sz w:val="22"/>
                 <w:szCs w:val="21"/>
               </w:rPr>
               <w:t xml:space="preserve">Compare 35 and 53.</w:t>
@@ -2332,7 +2350,7 @@
               <w:tabs>
                 <w:tab w:val="left" w:pos="950"/>
               </w:tabs>
-              <w:spacing w:before="0" w:after="24" w:line="256" w:lineRule="auto"/>
+              <w:spacing w:before="0" w:after="24" w:line="248" w:lineRule="auto"/>
               <w:ind w:left="950" w:hanging="950"/>
             </w:pPr>
             <w:r>
@@ -2340,25 +2358,25 @@
                 <w:rFonts w:ascii="Avenir Next" w:hAnsi="Avenir Next" w:cs="Avenir Next" w:eastAsia="Avenir Next"/>
                 <w:b/>
                 <w:color w:val="003A70"/>
+                <w:sz w:val="22"/>
+                <w:szCs w:val="19"/>
+              </w:rPr>
+              <w:t xml:space="preserve">Step 1</w:t>
+            </w:r>
+            <w:r>
+              <w:rPr>
+                <w:rFonts w:ascii="Avenir Next" w:hAnsi="Avenir Next" w:cs="Avenir Next" w:eastAsia="Avenir Next"/>
+                <w:color w:val="1A1A1A"/>
                 <w:sz w:val="19"/>
                 <w:szCs w:val="19"/>
               </w:rPr>
-              <w:t xml:space="preserve">Step 1</w:t>
-            </w:r>
-            <w:r>
-              <w:rPr>
-                <w:rFonts w:ascii="Avenir Next" w:hAnsi="Avenir Next" w:cs="Avenir Next" w:eastAsia="Avenir Next"/>
-                <w:color w:val="1A1A1A"/>
-                <w:sz w:val="19"/>
-                <w:szCs w:val="19"/>
-              </w:rPr>
               <w:tab/>
             </w:r>
             <w:r>
               <w:rPr>
                 <w:rFonts w:ascii="Avenir Next" w:hAnsi="Avenir Next" w:cs="Avenir Next" w:eastAsia="Avenir Next"/>
                 <w:color w:val="1A1A1A"/>
-                <w:sz w:val="21"/>
+                <w:sz w:val="22"/>
                 <w:szCs w:val="21"/>
               </w:rPr>
               <w:t xml:space="preserve">Find 35 and 53 on the line.</w:t>
@@ -2369,7 +2387,7 @@
               <w:tabs>
                 <w:tab w:val="left" w:pos="950"/>
               </w:tabs>
-              <w:spacing w:before="0" w:after="24" w:line="256" w:lineRule="auto"/>
+              <w:spacing w:before="0" w:after="24" w:line="248" w:lineRule="auto"/>
               <w:ind w:left="950" w:hanging="950"/>
             </w:pPr>
             <w:r>
@@ -2377,25 +2395,25 @@
                 <w:rFonts w:ascii="Avenir Next" w:hAnsi="Avenir Next" w:cs="Avenir Next" w:eastAsia="Avenir Next"/>
                 <w:b/>
                 <w:color w:val="003A70"/>
+                <w:sz w:val="22"/>
+                <w:szCs w:val="19"/>
+              </w:rPr>
+              <w:t xml:space="preserve">Step 2</w:t>
+            </w:r>
+            <w:r>
+              <w:rPr>
+                <w:rFonts w:ascii="Avenir Next" w:hAnsi="Avenir Next" w:cs="Avenir Next" w:eastAsia="Avenir Next"/>
+                <w:color w:val="1A1A1A"/>
                 <w:sz w:val="19"/>
                 <w:szCs w:val="19"/>
               </w:rPr>
-              <w:t xml:space="preserve">Step 2</w:t>
-            </w:r>
-            <w:r>
-              <w:rPr>
-                <w:rFonts w:ascii="Avenir Next" w:hAnsi="Avenir Next" w:cs="Avenir Next" w:eastAsia="Avenir Next"/>
-                <w:color w:val="1A1A1A"/>
-                <w:sz w:val="19"/>
-                <w:szCs w:val="19"/>
-              </w:rPr>
               <w:tab/>
             </w:r>
             <w:r>
               <w:rPr>
                 <w:rFonts w:ascii="Avenir Next" w:hAnsi="Avenir Next" w:cs="Avenir Next" w:eastAsia="Avenir Next"/>
                 <w:color w:val="1A1A1A"/>
-                <w:sz w:val="21"/>
+                <w:sz w:val="22"/>
                 <w:szCs w:val="21"/>
               </w:rPr>
               <w:t xml:space="preserve">53 is farther right, so 53 is greater.</w:t>
@@ -2406,7 +2424,7 @@
               <w:tabs>
                 <w:tab w:val="left" w:pos="950"/>
               </w:tabs>
-              <w:spacing w:before="0" w:after="24" w:line="256" w:lineRule="auto"/>
+              <w:spacing w:before="0" w:after="24" w:line="248" w:lineRule="auto"/>
               <w:ind w:left="950" w:hanging="950"/>
             </w:pPr>
             <w:r>
@@ -2414,25 +2432,25 @@
                 <w:rFonts w:ascii="Avenir Next" w:hAnsi="Avenir Next" w:cs="Avenir Next" w:eastAsia="Avenir Next"/>
                 <w:b/>
                 <w:color w:val="003A70"/>
+                <w:sz w:val="22"/>
+                <w:szCs w:val="19"/>
+              </w:rPr>
+              <w:t xml:space="preserve">Step 3</w:t>
+            </w:r>
+            <w:r>
+              <w:rPr>
+                <w:rFonts w:ascii="Avenir Next" w:hAnsi="Avenir Next" w:cs="Avenir Next" w:eastAsia="Avenir Next"/>
+                <w:color w:val="1A1A1A"/>
                 <w:sz w:val="19"/>
                 <w:szCs w:val="19"/>
               </w:rPr>
-              <w:t xml:space="preserve">Step 3</w:t>
-            </w:r>
-            <w:r>
-              <w:rPr>
-                <w:rFonts w:ascii="Avenir Next" w:hAnsi="Avenir Next" w:cs="Avenir Next" w:eastAsia="Avenir Next"/>
-                <w:color w:val="1A1A1A"/>
-                <w:sz w:val="19"/>
-                <w:szCs w:val="19"/>
-              </w:rPr>
               <w:tab/>
             </w:r>
             <w:r>
               <w:rPr>
                 <w:rFonts w:ascii="Avenir Next" w:hAnsi="Avenir Next" w:cs="Avenir Next" w:eastAsia="Avenir Next"/>
                 <w:color w:val="1A1A1A"/>
-                <w:sz w:val="21"/>
+                <w:sz w:val="22"/>
                 <w:szCs w:val="21"/>
               </w:rPr>
               <w:t xml:space="preserve">35 &lt; 53</w:t>
@@ -2443,7 +2461,7 @@
               <w:tabs>
                 <w:tab w:val="left" w:pos="950"/>
               </w:tabs>
-              <w:spacing w:before="20" w:after="0" w:line="256" w:lineRule="auto"/>
+              <w:spacing w:before="20" w:after="0" w:line="248" w:lineRule="auto"/>
               <w:ind w:left="950" w:hanging="950"/>
             </w:pPr>
             <w:r>
@@ -2451,18 +2469,18 @@
                 <w:rFonts w:ascii="Avenir Next" w:hAnsi="Avenir Next" w:cs="Avenir Next" w:eastAsia="Avenir Next"/>
                 <w:b/>
                 <w:color w:val="1A1A1A"/>
+                <w:sz w:val="22"/>
+                <w:szCs w:val="21"/>
+              </w:rPr>
+              <w:t xml:space="preserve">Answer</w:t>
+            </w:r>
+            <w:r>
+              <w:rPr>
+                <w:rFonts w:ascii="Avenir Next" w:hAnsi="Avenir Next" w:cs="Avenir Next" w:eastAsia="Avenir Next"/>
+                <w:color w:val="1A1A1A"/>
                 <w:sz w:val="21"/>
                 <w:szCs w:val="21"/>
               </w:rPr>
-              <w:t xml:space="preserve">Answer</w:t>
-            </w:r>
-            <w:r>
-              <w:rPr>
-                <w:rFonts w:ascii="Avenir Next" w:hAnsi="Avenir Next" w:cs="Avenir Next" w:eastAsia="Avenir Next"/>
-                <w:color w:val="1A1A1A"/>
-                <w:sz w:val="21"/>
-                <w:szCs w:val="21"/>
-              </w:rPr>
               <w:tab/>
             </w:r>
             <w:r>
@@ -2470,7 +2488,7 @@
                 <w:rFonts w:ascii="Avenir Next" w:hAnsi="Avenir Next" w:cs="Avenir Next" w:eastAsia="Avenir Next"/>
                 <w:b/>
                 <w:color w:val="1A1A1A"/>
-                <w:sz w:val="21"/>
+                <w:sz w:val="22"/>
                 <w:szCs w:val="21"/>
               </w:rPr>
               <w:t xml:space="preserve">35 &lt; 53</w:t>
@@ -2484,14 +2502,14 @@
           </w:tcPr>
           <w:p>
             <w:pPr>
-              <w:spacing w:before="0" w:after="0" w:line="264" w:lineRule="auto"/>
+              <w:spacing w:before="0" w:after="0" w:line="252" w:lineRule="auto"/>
               <w:jc w:val="right"/>
             </w:pPr>
             <w:r>
               <w:drawing>
                 <wp:inline distT="0" distB="0" distL="0" distR="0">
                   <wp:extent cx="2743200" cy="731520"/>
-                  <wp:docPr id="2" name="Figure 2"/>
+                  <wp:docPr id="2" name="Figure 2" descr="Number line from 0 to 60, ticks every 10. Points: x: 35; label: 35, x: 53; label: 53."/>
                   <a:graphic xmlns:a="http://schemas.openxmlformats.org/drawingml/2006/main">
                     <a:graphicData uri="http://schemas.openxmlformats.org/drawingml/2006/picture">
                       <pic:pic xmlns:pic="http://schemas.openxmlformats.org/drawingml/2006/picture">
@@ -2531,6 +2549,7 @@
     </w:p>
     <w:p>
       <w:pPr>
+        <w:pStyle w:val="Heading2"/>
         <w:keepNext/>
         <w:pBdr>
           <w:bottom w:val="single" w:sz="8" w:space="3" w:color="003A70"/>
@@ -2546,7 +2565,7 @@
           <w:b/>
           <w:color w:val="003A70"/>
           <w:spacing w:val="14"/>
-          <w:sz w:val="19"/>
+          <w:sz w:val="22"/>
           <w:szCs w:val="19"/>
         </w:rPr>
         <w:t xml:space="preserve">TRY IT WITH HELP</w:t>
@@ -2565,7 +2584,7 @@
           <w:rFonts w:ascii="Avenir Next" w:hAnsi="Avenir Next" w:cs="Avenir Next" w:eastAsia="Avenir Next"/>
           <w:i/>
           <w:color w:val="5A5F66"/>
-          <w:sz w:val="17"/>
+          <w:sz w:val="22"/>
           <w:szCs w:val="17"/>
         </w:rPr>
         <w:t xml:space="preserve">fill in each step</w:t>
@@ -2577,7 +2596,7 @@
         <w:tabs>
           <w:tab w:val="left" w:pos="432"/>
         </w:tabs>
-        <w:spacing w:before="90" w:after="40" w:line="268" w:lineRule="auto"/>
+        <w:spacing w:before="90" w:after="40" w:line="254" w:lineRule="auto"/>
         <w:ind w:left="432" w:hanging="432"/>
       </w:pPr>
       <w:r>
@@ -2615,7 +2634,7 @@
         <w:tabs>
           <w:tab w:val="left" w:pos="1300"/>
         </w:tabs>
-        <w:spacing w:before="0" w:after="24" w:line="272" w:lineRule="auto"/>
+        <w:spacing w:before="0" w:after="24" w:line="256" w:lineRule="auto"/>
         <w:ind w:left="1300" w:hanging="868"/>
       </w:pPr>
       <w:r>
@@ -2623,25 +2642,25 @@
           <w:rFonts w:ascii="Avenir Next" w:hAnsi="Avenir Next" w:cs="Avenir Next" w:eastAsia="Avenir Next"/>
           <w:b/>
           <w:color w:val="003A70"/>
+          <w:sz w:val="22"/>
+          <w:szCs w:val="18"/>
+        </w:rPr>
+        <w:t xml:space="preserve">Step 1</w:t>
+      </w:r>
+      <w:r>
+        <w:rPr>
+          <w:rFonts w:ascii="Avenir Next" w:hAnsi="Avenir Next" w:cs="Avenir Next" w:eastAsia="Avenir Next"/>
+          <w:color w:val="1A1A1A"/>
           <w:sz w:val="18"/>
           <w:szCs w:val="18"/>
         </w:rPr>
-        <w:t xml:space="preserve">Step 1</w:t>
-      </w:r>
-      <w:r>
-        <w:rPr>
-          <w:rFonts w:ascii="Avenir Next" w:hAnsi="Avenir Next" w:cs="Avenir Next" w:eastAsia="Avenir Next"/>
-          <w:color w:val="1A1A1A"/>
-          <w:sz w:val="18"/>
-          <w:szCs w:val="18"/>
-        </w:rPr>
         <w:tab/>
       </w:r>
       <w:r>
         <w:rPr>
           <w:rFonts w:ascii="Avenir Next" w:hAnsi="Avenir Next" w:cs="Avenir Next" w:eastAsia="Avenir Next"/>
           <w:color w:val="1A1A1A"/>
-          <w:sz w:val="21"/>
+          <w:sz w:val="22"/>
           <w:szCs w:val="21"/>
         </w:rPr>
         <w:t xml:space="preserve">Find </w:t>
@@ -2660,7 +2679,7 @@
         <w:rPr>
           <w:rFonts w:ascii="Avenir Next" w:hAnsi="Avenir Next" w:cs="Avenir Next" w:eastAsia="Avenir Next"/>
           <w:color w:val="1A1A1A"/>
-          <w:sz w:val="21"/>
+          <w:sz w:val="22"/>
           <w:szCs w:val="21"/>
         </w:rPr>
         <w:t xml:space="preserve"> and </w:t>
@@ -2679,7 +2698,7 @@
         <w:rPr>
           <w:rFonts w:ascii="Avenir Next" w:hAnsi="Avenir Next" w:cs="Avenir Next" w:eastAsia="Avenir Next"/>
           <w:color w:val="1A1A1A"/>
-          <w:sz w:val="21"/>
+          <w:sz w:val="22"/>
           <w:szCs w:val="21"/>
         </w:rPr>
         <w:t xml:space="preserve"> on the line.</w:t>
@@ -2691,7 +2710,7 @@
         <w:tabs>
           <w:tab w:val="left" w:pos="1300"/>
         </w:tabs>
-        <w:spacing w:before="0" w:after="24" w:line="272" w:lineRule="auto"/>
+        <w:spacing w:before="0" w:after="24" w:line="256" w:lineRule="auto"/>
         <w:ind w:left="1300" w:hanging="868"/>
       </w:pPr>
       <w:r>
@@ -2699,25 +2718,25 @@
           <w:rFonts w:ascii="Avenir Next" w:hAnsi="Avenir Next" w:cs="Avenir Next" w:eastAsia="Avenir Next"/>
           <w:b/>
           <w:color w:val="003A70"/>
+          <w:sz w:val="22"/>
+          <w:szCs w:val="18"/>
+        </w:rPr>
+        <w:t xml:space="preserve">Step 2</w:t>
+      </w:r>
+      <w:r>
+        <w:rPr>
+          <w:rFonts w:ascii="Avenir Next" w:hAnsi="Avenir Next" w:cs="Avenir Next" w:eastAsia="Avenir Next"/>
+          <w:color w:val="1A1A1A"/>
           <w:sz w:val="18"/>
           <w:szCs w:val="18"/>
         </w:rPr>
-        <w:t xml:space="preserve">Step 2</w:t>
-      </w:r>
-      <w:r>
-        <w:rPr>
-          <w:rFonts w:ascii="Avenir Next" w:hAnsi="Avenir Next" w:cs="Avenir Next" w:eastAsia="Avenir Next"/>
-          <w:color w:val="1A1A1A"/>
-          <w:sz w:val="18"/>
-          <w:szCs w:val="18"/>
-        </w:rPr>
         <w:tab/>
       </w:r>
       <w:r>
         <w:rPr>
           <w:rFonts w:ascii="Avenir Next" w:hAnsi="Avenir Next" w:cs="Avenir Next" w:eastAsia="Avenir Next"/>
           <w:color w:val="1A1A1A"/>
-          <w:sz w:val="21"/>
+          <w:sz w:val="22"/>
           <w:szCs w:val="21"/>
         </w:rPr>
         <w:t xml:space="preserve">Farther right: </w:t>
@@ -2739,7 +2758,7 @@
         <w:tabs>
           <w:tab w:val="left" w:pos="1300"/>
         </w:tabs>
-        <w:spacing w:before="0" w:after="24" w:line="272" w:lineRule="auto"/>
+        <w:spacing w:before="0" w:after="24" w:line="256" w:lineRule="auto"/>
         <w:ind w:left="1300" w:hanging="868"/>
       </w:pPr>
       <w:r>
@@ -2747,25 +2766,25 @@
           <w:rFonts w:ascii="Avenir Next" w:hAnsi="Avenir Next" w:cs="Avenir Next" w:eastAsia="Avenir Next"/>
           <w:b/>
           <w:color w:val="003A70"/>
+          <w:sz w:val="22"/>
+          <w:szCs w:val="18"/>
+        </w:rPr>
+        <w:t xml:space="preserve">Step 3</w:t>
+      </w:r>
+      <w:r>
+        <w:rPr>
+          <w:rFonts w:ascii="Avenir Next" w:hAnsi="Avenir Next" w:cs="Avenir Next" w:eastAsia="Avenir Next"/>
+          <w:color w:val="1A1A1A"/>
           <w:sz w:val="18"/>
           <w:szCs w:val="18"/>
         </w:rPr>
-        <w:t xml:space="preserve">Step 3</w:t>
-      </w:r>
-      <w:r>
-        <w:rPr>
-          <w:rFonts w:ascii="Avenir Next" w:hAnsi="Avenir Next" w:cs="Avenir Next" w:eastAsia="Avenir Next"/>
-          <w:color w:val="1A1A1A"/>
-          <w:sz w:val="18"/>
-          <w:szCs w:val="18"/>
-        </w:rPr>
         <w:tab/>
       </w:r>
       <w:r>
         <w:rPr>
           <w:rFonts w:ascii="Avenir Next" w:hAnsi="Avenir Next" w:cs="Avenir Next" w:eastAsia="Avenir Next"/>
           <w:color w:val="1A1A1A"/>
-          <w:sz w:val="21"/>
+          <w:sz w:val="22"/>
           <w:szCs w:val="21"/>
         </w:rPr>
         <w:t xml:space="preserve">120 </w:t>
@@ -2784,7 +2803,7 @@
         <w:rPr>
           <w:rFonts w:ascii="Avenir Next" w:hAnsi="Avenir Next" w:cs="Avenir Next" w:eastAsia="Avenir Next"/>
           <w:color w:val="1A1A1A"/>
-          <w:sz w:val="21"/>
+          <w:sz w:val="22"/>
           <w:szCs w:val="21"/>
         </w:rPr>
         <w:t xml:space="preserve"> 102</w:t>
@@ -2801,7 +2820,7 @@
         <w:tabs>
           <w:tab w:val="left" w:pos="432"/>
         </w:tabs>
-        <w:spacing w:before="90" w:after="40" w:line="268" w:lineRule="auto"/>
+        <w:spacing w:before="90" w:after="40" w:line="254" w:lineRule="auto"/>
         <w:ind w:left="432" w:hanging="432"/>
       </w:pPr>
       <w:r>
@@ -2839,7 +2858,7 @@
         <w:tabs>
           <w:tab w:val="left" w:pos="1300"/>
         </w:tabs>
-        <w:spacing w:before="0" w:after="24" w:line="272" w:lineRule="auto"/>
+        <w:spacing w:before="0" w:after="24" w:line="256" w:lineRule="auto"/>
         <w:ind w:left="1300" w:hanging="868"/>
       </w:pPr>
       <w:r>
@@ -2847,25 +2866,25 @@
           <w:rFonts w:ascii="Avenir Next" w:hAnsi="Avenir Next" w:cs="Avenir Next" w:eastAsia="Avenir Next"/>
           <w:b/>
           <w:color w:val="003A70"/>
+          <w:sz w:val="22"/>
+          <w:szCs w:val="18"/>
+        </w:rPr>
+        <w:t xml:space="preserve">Step 1</w:t>
+      </w:r>
+      <w:r>
+        <w:rPr>
+          <w:rFonts w:ascii="Avenir Next" w:hAnsi="Avenir Next" w:cs="Avenir Next" w:eastAsia="Avenir Next"/>
+          <w:color w:val="1A1A1A"/>
           <w:sz w:val="18"/>
           <w:szCs w:val="18"/>
         </w:rPr>
-        <w:t xml:space="preserve">Step 1</w:t>
-      </w:r>
-      <w:r>
-        <w:rPr>
-          <w:rFonts w:ascii="Avenir Next" w:hAnsi="Avenir Next" w:cs="Avenir Next" w:eastAsia="Avenir Next"/>
-          <w:color w:val="1A1A1A"/>
-          <w:sz w:val="18"/>
-          <w:szCs w:val="18"/>
-        </w:rPr>
         <w:tab/>
       </w:r>
       <w:r>
         <w:rPr>
           <w:rFonts w:ascii="Avenir Next" w:hAnsi="Avenir Next" w:cs="Avenir Next" w:eastAsia="Avenir Next"/>
           <w:color w:val="1A1A1A"/>
-          <w:sz w:val="21"/>
+          <w:sz w:val="22"/>
           <w:szCs w:val="21"/>
         </w:rPr>
         <w:t xml:space="preserve">Find </w:t>
@@ -2884,7 +2903,7 @@
         <w:rPr>
           <w:rFonts w:ascii="Avenir Next" w:hAnsi="Avenir Next" w:cs="Avenir Next" w:eastAsia="Avenir Next"/>
           <w:color w:val="1A1A1A"/>
-          <w:sz w:val="21"/>
+          <w:sz w:val="22"/>
           <w:szCs w:val="21"/>
         </w:rPr>
         <w:t xml:space="preserve"> and </w:t>
@@ -2903,7 +2922,7 @@
         <w:rPr>
           <w:rFonts w:ascii="Avenir Next" w:hAnsi="Avenir Next" w:cs="Avenir Next" w:eastAsia="Avenir Next"/>
           <w:color w:val="1A1A1A"/>
-          <w:sz w:val="21"/>
+          <w:sz w:val="22"/>
           <w:szCs w:val="21"/>
         </w:rPr>
         <w:t xml:space="preserve"> on the line.</w:t>
@@ -2915,7 +2934,7 @@
         <w:tabs>
           <w:tab w:val="left" w:pos="1300"/>
         </w:tabs>
-        <w:spacing w:before="0" w:after="24" w:line="272" w:lineRule="auto"/>
+        <w:spacing w:before="0" w:after="24" w:line="256" w:lineRule="auto"/>
         <w:ind w:left="1300" w:hanging="868"/>
       </w:pPr>
       <w:r>
@@ -2923,25 +2942,25 @@
           <w:rFonts w:ascii="Avenir Next" w:hAnsi="Avenir Next" w:cs="Avenir Next" w:eastAsia="Avenir Next"/>
           <w:b/>
           <w:color w:val="003A70"/>
+          <w:sz w:val="22"/>
+          <w:szCs w:val="18"/>
+        </w:rPr>
+        <w:t xml:space="preserve">Step 2</w:t>
+      </w:r>
+      <w:r>
+        <w:rPr>
+          <w:rFonts w:ascii="Avenir Next" w:hAnsi="Avenir Next" w:cs="Avenir Next" w:eastAsia="Avenir Next"/>
+          <w:color w:val="1A1A1A"/>
           <w:sz w:val="18"/>
           <w:szCs w:val="18"/>
         </w:rPr>
-        <w:t xml:space="preserve">Step 2</w:t>
-      </w:r>
-      <w:r>
-        <w:rPr>
-          <w:rFonts w:ascii="Avenir Next" w:hAnsi="Avenir Next" w:cs="Avenir Next" w:eastAsia="Avenir Next"/>
-          <w:color w:val="1A1A1A"/>
-          <w:sz w:val="18"/>
-          <w:szCs w:val="18"/>
-        </w:rPr>
         <w:tab/>
       </w:r>
       <w:r>
         <w:rPr>
           <w:rFonts w:ascii="Avenir Next" w:hAnsi="Avenir Next" w:cs="Avenir Next" w:eastAsia="Avenir Next"/>
           <w:color w:val="1A1A1A"/>
-          <w:sz w:val="21"/>
+          <w:sz w:val="22"/>
           <w:szCs w:val="21"/>
         </w:rPr>
         <w:t xml:space="preserve">Farther right: </w:t>
@@ -2963,7 +2982,7 @@
         <w:tabs>
           <w:tab w:val="left" w:pos="1300"/>
         </w:tabs>
-        <w:spacing w:before="0" w:after="24" w:line="272" w:lineRule="auto"/>
+        <w:spacing w:before="0" w:after="24" w:line="256" w:lineRule="auto"/>
         <w:ind w:left="1300" w:hanging="868"/>
       </w:pPr>
       <w:r>
@@ -2971,25 +2990,25 @@
           <w:rFonts w:ascii="Avenir Next" w:hAnsi="Avenir Next" w:cs="Avenir Next" w:eastAsia="Avenir Next"/>
           <w:b/>
           <w:color w:val="003A70"/>
+          <w:sz w:val="22"/>
+          <w:szCs w:val="18"/>
+        </w:rPr>
+        <w:t xml:space="preserve">Step 3</w:t>
+      </w:r>
+      <w:r>
+        <w:rPr>
+          <w:rFonts w:ascii="Avenir Next" w:hAnsi="Avenir Next" w:cs="Avenir Next" w:eastAsia="Avenir Next"/>
+          <w:color w:val="1A1A1A"/>
           <w:sz w:val="18"/>
           <w:szCs w:val="18"/>
         </w:rPr>
-        <w:t xml:space="preserve">Step 3</w:t>
-      </w:r>
-      <w:r>
-        <w:rPr>
-          <w:rFonts w:ascii="Avenir Next" w:hAnsi="Avenir Next" w:cs="Avenir Next" w:eastAsia="Avenir Next"/>
-          <w:color w:val="1A1A1A"/>
-          <w:sz w:val="18"/>
-          <w:szCs w:val="18"/>
-        </w:rPr>
         <w:tab/>
       </w:r>
       <w:r>
         <w:rPr>
           <w:rFonts w:ascii="Avenir Next" w:hAnsi="Avenir Next" w:cs="Avenir Next" w:eastAsia="Avenir Next"/>
           <w:color w:val="1A1A1A"/>
-          <w:sz w:val="21"/>
+          <w:sz w:val="22"/>
           <w:szCs w:val="21"/>
         </w:rPr>
         <w:t xml:space="preserve">19 </w:t>
@@ -3008,7 +3027,7 @@
         <w:rPr>
           <w:rFonts w:ascii="Avenir Next" w:hAnsi="Avenir Next" w:cs="Avenir Next" w:eastAsia="Avenir Next"/>
           <w:color w:val="1A1A1A"/>
-          <w:sz w:val="21"/>
+          <w:sz w:val="22"/>
           <w:szCs w:val="21"/>
         </w:rPr>
         <w:t xml:space="preserve"> 91</w:t>
@@ -3021,6 +3040,7 @@
     </w:p>
     <w:p>
       <w:pPr>
+        <w:pStyle w:val="Heading2"/>
         <w:keepNext/>
         <w:pBdr>
           <w:bottom w:val="single" w:sz="8" w:space="3" w:color="003A70"/>
@@ -3036,7 +3056,7 @@
           <w:b/>
           <w:color w:val="003A70"/>
           <w:spacing w:val="14"/>
-          <w:sz w:val="19"/>
+          <w:sz w:val="22"/>
           <w:szCs w:val="19"/>
         </w:rPr>
         <w:t xml:space="preserve">YOUR TURN</w:t>
@@ -3055,7 +3075,7 @@
           <w:rFonts w:ascii="Avenir Next" w:hAnsi="Avenir Next" w:cs="Avenir Next" w:eastAsia="Avenir Next"/>
           <w:i/>
           <w:color w:val="5A5F66"/>
-          <w:sz w:val="17"/>
+          <w:sz w:val="22"/>
           <w:szCs w:val="17"/>
         </w:rPr>
         <w:t xml:space="preserve">use the steps on your own</w:t>
@@ -3105,7 +3125,7 @@
               <w:tabs>
                 <w:tab w:val="left" w:pos="432"/>
               </w:tabs>
-              <w:spacing w:before="90" w:after="40" w:line="268" w:lineRule="auto"/>
+              <w:spacing w:before="90" w:after="40" w:line="254" w:lineRule="auto"/>
               <w:ind w:left="432" w:hanging="432"/>
             </w:pPr>
             <w:r>
@@ -3179,7 +3199,7 @@
                     <w:tabs>
                       <w:tab w:val="left" w:pos="340"/>
                     </w:tabs>
-                    <w:spacing w:before="0" w:after="0" w:line="276" w:lineRule="auto"/>
+                    <w:spacing w:before="0" w:after="0" w:line="258" w:lineRule="auto"/>
                     <w:ind w:left="340" w:hanging="340"/>
                   </w:pPr>
                   <w:r>
@@ -3246,7 +3266,7 @@
                       <w:szCs w:val="22"/>
                       <w:u w:val="single"/>
                     </w:rPr>
-                    <w:t xml:space="preserve">      </w:t>
+                    <w:t xml:space="preserve">          </w:t>
                   </w:r>
                 </w:p>
               </w:tc>
@@ -3260,7 +3280,7 @@
                     <w:tabs>
                       <w:tab w:val="left" w:pos="340"/>
                     </w:tabs>
-                    <w:spacing w:before="0" w:after="0" w:line="276" w:lineRule="auto"/>
+                    <w:spacing w:before="0" w:after="0" w:line="258" w:lineRule="auto"/>
                     <w:ind w:left="340" w:hanging="340"/>
                   </w:pPr>
                   <w:r>
@@ -3327,7 +3347,7 @@
                       <w:szCs w:val="22"/>
                       <w:u w:val="single"/>
                     </w:rPr>
-                    <w:t xml:space="preserve">      </w:t>
+                    <w:t xml:space="preserve">          </w:t>
                   </w:r>
                 </w:p>
               </w:tc>
@@ -3341,7 +3361,7 @@
                     <w:tabs>
                       <w:tab w:val="left" w:pos="340"/>
                     </w:tabs>
-                    <w:spacing w:before="0" w:after="0" w:line="276" w:lineRule="auto"/>
+                    <w:spacing w:before="0" w:after="0" w:line="258" w:lineRule="auto"/>
                     <w:ind w:left="340" w:hanging="340"/>
                   </w:pPr>
                   <w:r>
@@ -3408,7 +3428,7 @@
                       <w:szCs w:val="22"/>
                       <w:u w:val="single"/>
                     </w:rPr>
-                    <w:t xml:space="preserve">      </w:t>
+                    <w:t xml:space="preserve">          </w:t>
                   </w:r>
                 </w:p>
               </w:tc>
@@ -3428,7 +3448,7 @@
                     <w:tabs>
                       <w:tab w:val="left" w:pos="340"/>
                     </w:tabs>
-                    <w:spacing w:before="0" w:after="0" w:line="276" w:lineRule="auto"/>
+                    <w:spacing w:before="0" w:after="0" w:line="258" w:lineRule="auto"/>
                     <w:ind w:left="340" w:hanging="340"/>
                   </w:pPr>
                   <w:r>
@@ -3495,7 +3515,7 @@
                       <w:szCs w:val="22"/>
                       <w:u w:val="single"/>
                     </w:rPr>
-                    <w:t xml:space="preserve">      </w:t>
+                    <w:t xml:space="preserve">          </w:t>
                   </w:r>
                 </w:p>
               </w:tc>
@@ -3509,7 +3529,7 @@
                     <w:tabs>
                       <w:tab w:val="left" w:pos="340"/>
                     </w:tabs>
-                    <w:spacing w:before="0" w:after="0" w:line="276" w:lineRule="auto"/>
+                    <w:spacing w:before="0" w:after="0" w:line="258" w:lineRule="auto"/>
                     <w:ind w:left="340" w:hanging="340"/>
                   </w:pPr>
                   <w:r>
@@ -3576,7 +3596,7 @@
                       <w:szCs w:val="22"/>
                       <w:u w:val="single"/>
                     </w:rPr>
-                    <w:t xml:space="preserve">      </w:t>
+                    <w:t xml:space="preserve">          </w:t>
                   </w:r>
                 </w:p>
               </w:tc>
@@ -3590,7 +3610,7 @@
                     <w:tabs>
                       <w:tab w:val="left" w:pos="340"/>
                     </w:tabs>
-                    <w:spacing w:before="0" w:after="0" w:line="276" w:lineRule="auto"/>
+                    <w:spacing w:before="0" w:after="0" w:line="258" w:lineRule="auto"/>
                     <w:ind w:left="340" w:hanging="340"/>
                   </w:pPr>
                   <w:r>
@@ -3657,7 +3677,7 @@
                       <w:szCs w:val="22"/>
                       <w:u w:val="single"/>
                     </w:rPr>
-                    <w:t xml:space="preserve">      </w:t>
+                    <w:t xml:space="preserve">          </w:t>
                   </w:r>
                 </w:p>
               </w:tc>
@@ -3678,6 +3698,7 @@
     </w:p>
     <w:p>
       <w:pPr>
+        <w:pStyle w:val="Heading2"/>
         <w:keepNext/>
         <w:pBdr>
           <w:bottom w:val="single" w:sz="8" w:space="3" w:color="003A70"/>
@@ -3693,7 +3714,7 @@
           <w:b/>
           <w:color w:val="003A70"/>
           <w:spacing w:val="14"/>
-          <w:sz w:val="19"/>
+          <w:sz w:val="22"/>
           <w:szCs w:val="19"/>
         </w:rPr>
         <w:t xml:space="preserve">READY CHECK</w:t>
@@ -3712,7 +3733,7 @@
           <w:rFonts w:ascii="Avenir Next" w:hAnsi="Avenir Next" w:cs="Avenir Next" w:eastAsia="Avenir Next"/>
           <w:i/>
           <w:color w:val="5A5F66"/>
-          <w:sz w:val="17"/>
+          <w:sz w:val="22"/>
           <w:szCs w:val="17"/>
         </w:rPr>
         <w:t xml:space="preserve">a problem like the one in today’s lesson</w:t>
@@ -3762,7 +3783,7 @@
               <w:tabs>
                 <w:tab w:val="left" w:pos="432"/>
               </w:tabs>
-              <w:spacing w:before="90" w:after="40" w:line="268" w:lineRule="auto"/>
+              <w:spacing w:before="90" w:after="40" w:line="254" w:lineRule="auto"/>
               <w:ind w:left="432" w:hanging="432"/>
             </w:pPr>
             <w:r>
@@ -3836,7 +3857,7 @@
                     <w:tabs>
                       <w:tab w:val="left" w:pos="340"/>
                     </w:tabs>
-                    <w:spacing w:before="0" w:after="0" w:line="264" w:lineRule="auto"/>
+                    <w:spacing w:before="0" w:after="0" w:line="252" w:lineRule="auto"/>
                     <w:ind w:left="340" w:hanging="340"/>
                   </w:pPr>
                   <w:r>
@@ -3844,25 +3865,25 @@
                       <w:rFonts w:ascii="Avenir Next" w:hAnsi="Avenir Next" w:cs="Avenir Next" w:eastAsia="Avenir Next"/>
                       <w:b/>
                       <w:color w:val="003A70"/>
+                      <w:sz w:val="22"/>
+                      <w:szCs w:val="21"/>
+                    </w:rPr>
+                    <w:t xml:space="preserve">A</w:t>
+                  </w:r>
+                  <w:r>
+                    <w:rPr>
+                      <w:rFonts w:ascii="Avenir Next" w:hAnsi="Avenir Next" w:cs="Avenir Next" w:eastAsia="Avenir Next"/>
+                      <w:color w:val="1A1A1A"/>
                       <w:sz w:val="21"/>
                       <w:szCs w:val="21"/>
                     </w:rPr>
-                    <w:t xml:space="preserve">A</w:t>
-                  </w:r>
-                  <w:r>
-                    <w:rPr>
-                      <w:rFonts w:ascii="Avenir Next" w:hAnsi="Avenir Next" w:cs="Avenir Next" w:eastAsia="Avenir Next"/>
-                      <w:color w:val="1A1A1A"/>
-                      <w:sz w:val="21"/>
-                      <w:szCs w:val="21"/>
-                    </w:rPr>
                     <w:tab/>
                   </w:r>
                   <w:r>
                     <w:rPr>
                       <w:rFonts w:ascii="Avenir Next" w:hAnsi="Avenir Next" w:cs="Avenir Next" w:eastAsia="Avenir Next"/>
                       <w:color w:val="1A1A1A"/>
-                      <w:sz w:val="21"/>
+                      <w:sz w:val="22"/>
                       <w:szCs w:val="21"/>
                     </w:rPr>
                     <w:t xml:space="preserve">15</w:t>
@@ -3879,7 +3900,7 @@
                     <w:tabs>
                       <w:tab w:val="left" w:pos="340"/>
                     </w:tabs>
-                    <w:spacing w:before="0" w:after="0" w:line="264" w:lineRule="auto"/>
+                    <w:spacing w:before="0" w:after="0" w:line="252" w:lineRule="auto"/>
                     <w:ind w:left="340" w:hanging="340"/>
                   </w:pPr>
                   <w:r>
@@ -3887,25 +3908,25 @@
                       <w:rFonts w:ascii="Avenir Next" w:hAnsi="Avenir Next" w:cs="Avenir Next" w:eastAsia="Avenir Next"/>
                       <w:b/>
                       <w:color w:val="003A70"/>
+                      <w:sz w:val="22"/>
+                      <w:szCs w:val="21"/>
+                    </w:rPr>
+                    <w:t xml:space="preserve">B</w:t>
+                  </w:r>
+                  <w:r>
+                    <w:rPr>
+                      <w:rFonts w:ascii="Avenir Next" w:hAnsi="Avenir Next" w:cs="Avenir Next" w:eastAsia="Avenir Next"/>
+                      <w:color w:val="1A1A1A"/>
                       <w:sz w:val="21"/>
                       <w:szCs w:val="21"/>
                     </w:rPr>
-                    <w:t xml:space="preserve">B</w:t>
-                  </w:r>
-                  <w:r>
-                    <w:rPr>
-                      <w:rFonts w:ascii="Avenir Next" w:hAnsi="Avenir Next" w:cs="Avenir Next" w:eastAsia="Avenir Next"/>
-                      <w:color w:val="1A1A1A"/>
-                      <w:sz w:val="21"/>
-                      <w:szCs w:val="21"/>
-                    </w:rPr>
                     <w:tab/>
                   </w:r>
                   <w:r>
                     <w:rPr>
                       <w:rFonts w:ascii="Avenir Next" w:hAnsi="Avenir Next" w:cs="Avenir Next" w:eastAsia="Avenir Next"/>
                       <w:color w:val="1A1A1A"/>
-                      <w:sz w:val="21"/>
+                      <w:sz w:val="22"/>
                       <w:szCs w:val="21"/>
                     </w:rPr>
                     <w:t xml:space="preserve">35</w:t>
@@ -3922,7 +3943,7 @@
                     <w:tabs>
                       <w:tab w:val="left" w:pos="340"/>
                     </w:tabs>
-                    <w:spacing w:before="0" w:after="0" w:line="264" w:lineRule="auto"/>
+                    <w:spacing w:before="0" w:after="0" w:line="252" w:lineRule="auto"/>
                     <w:ind w:left="340" w:hanging="340"/>
                   </w:pPr>
                   <w:r>
@@ -3930,25 +3951,25 @@
                       <w:rFonts w:ascii="Avenir Next" w:hAnsi="Avenir Next" w:cs="Avenir Next" w:eastAsia="Avenir Next"/>
                       <w:b/>
                       <w:color w:val="003A70"/>
+                      <w:sz w:val="22"/>
+                      <w:szCs w:val="21"/>
+                    </w:rPr>
+                    <w:t xml:space="preserve">C</w:t>
+                  </w:r>
+                  <w:r>
+                    <w:rPr>
+                      <w:rFonts w:ascii="Avenir Next" w:hAnsi="Avenir Next" w:cs="Avenir Next" w:eastAsia="Avenir Next"/>
+                      <w:color w:val="1A1A1A"/>
                       <w:sz w:val="21"/>
                       <w:szCs w:val="21"/>
                     </w:rPr>
-                    <w:t xml:space="preserve">C</w:t>
-                  </w:r>
-                  <w:r>
-                    <w:rPr>
-                      <w:rFonts w:ascii="Avenir Next" w:hAnsi="Avenir Next" w:cs="Avenir Next" w:eastAsia="Avenir Next"/>
-                      <w:color w:val="1A1A1A"/>
-                      <w:sz w:val="21"/>
-                      <w:szCs w:val="21"/>
-                    </w:rPr>
                     <w:tab/>
                   </w:r>
                   <w:r>
                     <w:rPr>
                       <w:rFonts w:ascii="Avenir Next" w:hAnsi="Avenir Next" w:cs="Avenir Next" w:eastAsia="Avenir Next"/>
                       <w:color w:val="1A1A1A"/>
-                      <w:sz w:val="21"/>
+                      <w:sz w:val="22"/>
                       <w:szCs w:val="21"/>
                     </w:rPr>
                     <w:t xml:space="preserve">the same place</w:t>
@@ -3965,7 +3986,7 @@
                     <w:tabs>
                       <w:tab w:val="left" w:pos="340"/>
                     </w:tabs>
-                    <w:spacing w:before="0" w:after="0" w:line="264" w:lineRule="auto"/>
+                    <w:spacing w:before="0" w:after="0" w:line="252" w:lineRule="auto"/>
                     <w:ind w:left="340" w:hanging="340"/>
                   </w:pPr>
                   <w:r>
@@ -3973,25 +3994,25 @@
                       <w:rFonts w:ascii="Avenir Next" w:hAnsi="Avenir Next" w:cs="Avenir Next" w:eastAsia="Avenir Next"/>
                       <w:b/>
                       <w:color w:val="003A70"/>
+                      <w:sz w:val="22"/>
+                      <w:szCs w:val="21"/>
+                    </w:rPr>
+                    <w:t xml:space="preserve">D</w:t>
+                  </w:r>
+                  <w:r>
+                    <w:rPr>
+                      <w:rFonts w:ascii="Avenir Next" w:hAnsi="Avenir Next" w:cs="Avenir Next" w:eastAsia="Avenir Next"/>
+                      <w:color w:val="1A1A1A"/>
                       <w:sz w:val="21"/>
                       <w:szCs w:val="21"/>
                     </w:rPr>
-                    <w:t xml:space="preserve">D</w:t>
-                  </w:r>
-                  <w:r>
-                    <w:rPr>
-                      <w:rFonts w:ascii="Avenir Next" w:hAnsi="Avenir Next" w:cs="Avenir Next" w:eastAsia="Avenir Next"/>
-                      <w:color w:val="1A1A1A"/>
-                      <w:sz w:val="21"/>
-                      <w:szCs w:val="21"/>
-                    </w:rPr>
                     <w:tab/>
                   </w:r>
                   <w:r>
                     <w:rPr>
                       <w:rFonts w:ascii="Avenir Next" w:hAnsi="Avenir Next" w:cs="Avenir Next" w:eastAsia="Avenir Next"/>
                       <w:color w:val="1A1A1A"/>
-                      <w:sz w:val="21"/>
+                      <w:sz w:val="22"/>
                       <w:szCs w:val="21"/>
                     </w:rPr>
                     <w:t xml:space="preserve">0</w:t>
@@ -4040,19 +4061,42 @@
         <w:tblLook w:val="0000" w:firstRow="0" w:lastRow="0" w:firstColumn="0" w:lastColumn="0" w:noHBand="1" w:noVBand="1"/>
       </w:tblPr>
       <w:tblGrid>
-        <w:gridCol w:w="2000"/>
-        <w:gridCol w:w="2300"/>
-        <w:gridCol w:w="2100"/>
-        <w:gridCol w:w="3104"/>
+        <w:gridCol w:w="1750"/>
+        <w:gridCol w:w="2500"/>
+        <w:gridCol w:w="2200"/>
+        <w:gridCol w:w="3054"/>
       </w:tblGrid>
       <w:tr>
         <w:trPr>
           <w:cantSplit/>
-          <w:trHeight w:val="320" w:hRule="atLeast"/>
+          <w:trHeight w:val="300" w:hRule="atLeast"/>
         </w:trPr>
         <w:tc>
           <w:tcPr>
-            <w:tcW w:w="2000" w:type="dxa"/>
+            <w:tcW w:w="1750" w:type="dxa"/>
+            <w:vAlign w:val="center"/>
+          </w:tcPr>
+          <w:p>
+            <w:pPr>
+              <w:pStyle w:val="Heading2"/>
+              <w:spacing w:before="0" w:after="0" w:line="240" w:lineRule="auto"/>
+            </w:pPr>
+            <w:r>
+              <w:rPr>
+                <w:rFonts w:ascii="Avenir Next" w:hAnsi="Avenir Next" w:cs="Avenir Next" w:eastAsia="Avenir Next"/>
+                <w:b/>
+                <w:color w:val="003A70"/>
+                <w:spacing w:val="12"/>
+                <w:sz w:val="15"/>
+                <w:szCs w:val="15"/>
+              </w:rPr>
+              <w:t xml:space="preserve">CHECK YOURSELF</w:t>
+            </w:r>
+          </w:p>
+        </w:tc>
+        <w:tc>
+          <w:tcPr>
+            <w:tcW w:w="2500" w:type="dxa"/>
             <w:vAlign w:val="center"/>
           </w:tcPr>
           <w:p>
@@ -4061,20 +4105,27 @@
             </w:pPr>
             <w:r>
               <w:rPr>
-                <w:rFonts w:ascii="Avenir Next" w:hAnsi="Avenir Next" w:cs="Avenir Next" w:eastAsia="Avenir Next"/>
-                <w:b/>
-                <w:color w:val="003A70"/>
-                <w:spacing w:val="12"/>
-                <w:sz w:val="15"/>
-                <w:szCs w:val="15"/>
-              </w:rPr>
-              <w:t xml:space="preserve">CHECK YOURSELF</w:t>
+                <w:rFonts w:ascii="Arial" w:hAnsi="Arial" w:cs="Arial" w:eastAsia="Arial"/>
+                <w:color w:val="1A1A1A"/>
+                <w:sz w:val="20"/>
+                <w:szCs w:val="20"/>
+              </w:rPr>
+              <w:t xml:space="preserve">□</w:t>
+            </w:r>
+            <w:r>
+              <w:rPr>
+                <w:rFonts w:ascii="Avenir Next" w:hAnsi="Avenir Next" w:cs="Avenir Next" w:eastAsia="Avenir Next"/>
+                <w:color w:val="1A1A1A"/>
+                <w:sz w:val="17"/>
+                <w:szCs w:val="17"/>
+              </w:rPr>
+              <w:t xml:space="preserve">  I can do this on my own</w:t>
             </w:r>
           </w:p>
         </w:tc>
         <w:tc>
           <w:tcPr>
-            <w:tcW w:w="2300" w:type="dxa"/>
+            <w:tcW w:w="2200" w:type="dxa"/>
             <w:vAlign w:val="center"/>
           </w:tcPr>
           <w:p>
@@ -4085,8 +4136,8 @@
               <w:rPr>
                 <w:rFonts w:ascii="Arial" w:hAnsi="Arial" w:cs="Arial" w:eastAsia="Arial"/>
                 <w:color w:val="1A1A1A"/>
-                <w:sz w:val="24"/>
-                <w:szCs w:val="24"/>
+                <w:sz w:val="20"/>
+                <w:szCs w:val="20"/>
               </w:rPr>
               <w:t xml:space="preserve">□</w:t>
             </w:r>
@@ -4097,13 +4148,13 @@
                 <w:sz w:val="17"/>
                 <w:szCs w:val="17"/>
               </w:rPr>
-              <w:t xml:space="preserve">  I can do this on my own</w:t>
+              <w:t xml:space="preserve">  I need a little help</w:t>
             </w:r>
           </w:p>
         </w:tc>
         <w:tc>
           <w:tcPr>
-            <w:tcW w:w="2100" w:type="dxa"/>
+            <w:tcW w:w="3054" w:type="dxa"/>
             <w:vAlign w:val="center"/>
           </w:tcPr>
           <w:p>
@@ -4114,37 +4165,8 @@
               <w:rPr>
                 <w:rFonts w:ascii="Arial" w:hAnsi="Arial" w:cs="Arial" w:eastAsia="Arial"/>
                 <w:color w:val="1A1A1A"/>
-                <w:sz w:val="24"/>
-                <w:szCs w:val="24"/>
-              </w:rPr>
-              <w:t xml:space="preserve">□</w:t>
-            </w:r>
-            <w:r>
-              <w:rPr>
-                <w:rFonts w:ascii="Avenir Next" w:hAnsi="Avenir Next" w:cs="Avenir Next" w:eastAsia="Avenir Next"/>
-                <w:color w:val="1A1A1A"/>
-                <w:sz w:val="17"/>
-                <w:szCs w:val="17"/>
-              </w:rPr>
-              <w:t xml:space="preserve">  I need a little help</w:t>
-            </w:r>
-          </w:p>
-        </w:tc>
-        <w:tc>
-          <w:tcPr>
-            <w:tcW w:w="3104" w:type="dxa"/>
-            <w:vAlign w:val="center"/>
-          </w:tcPr>
-          <w:p>
-            <w:pPr>
-              <w:spacing w:before="0" w:after="0" w:line="240" w:lineRule="auto"/>
-            </w:pPr>
-            <w:r>
-              <w:rPr>
-                <w:rFonts w:ascii="Arial" w:hAnsi="Arial" w:cs="Arial" w:eastAsia="Arial"/>
-                <w:color w:val="1A1A1A"/>
-                <w:sz w:val="24"/>
-                <w:szCs w:val="24"/>
+                <w:sz w:val="20"/>
+                <w:szCs w:val="20"/>
               </w:rPr>
               <w:t xml:space="preserve">□</w:t>
             </w:r>
@@ -4179,7 +4201,7 @@
     <w:sectPr>
       <w:footerReference w:type="default" r:id="rIdFooter1"/>
       <w:pgSz w:w="12240" w:h="15840"/>
-      <w:pgMar w:top="893" w:right="1224" w:bottom="835" w:left="1512" w:header="432" w:footer="432" w:gutter="0"/>
+      <w:pgMar w:top="780" w:right="1224" w:bottom="760" w:left="1512" w:header="432" w:footer="432" w:gutter="0"/>
       <w:cols w:space="720"/>
     </w:sectPr>
   </w:body>
@@ -4259,7 +4281,106 @@
               <w:sz w:val="15"/>
               <w:szCs w:val="15"/>
             </w:rPr>
-            <w:t xml:space="preserve">Lesson 7-1  ·  Session 1  ·  Prerequisite Practice A</w:t>
+            <w:t xml:space="preserve">7-1 · Page </w:t>
+          </w:r>
+          <w:r>
+            <w:rPr>
+              <w:rFonts w:ascii="Avenir Next" w:hAnsi="Avenir Next" w:cs="Avenir Next" w:eastAsia="Avenir Next"/>
+              <w:color w:val="5A5F66"/>
+              <w:sz w:val="15"/>
+              <w:szCs w:val="15"/>
+            </w:rPr>
+            <w:fldChar w:fldCharType="begin"/>
+          </w:r>
+          <w:r>
+            <w:rPr>
+              <w:rFonts w:ascii="Avenir Next" w:hAnsi="Avenir Next" w:cs="Avenir Next" w:eastAsia="Avenir Next"/>
+              <w:color w:val="5A5F66"/>
+              <w:sz w:val="15"/>
+              <w:szCs w:val="15"/>
+            </w:rPr>
+            <w:instrText xml:space="preserve"> PAGE </w:instrText>
+          </w:r>
+          <w:r>
+            <w:rPr>
+              <w:rFonts w:ascii="Avenir Next" w:hAnsi="Avenir Next" w:cs="Avenir Next" w:eastAsia="Avenir Next"/>
+              <w:color w:val="5A5F66"/>
+              <w:sz w:val="15"/>
+              <w:szCs w:val="15"/>
+            </w:rPr>
+            <w:fldChar w:fldCharType="separate"/>
+          </w:r>
+          <w:r>
+            <w:rPr>
+              <w:rFonts w:ascii="Avenir Next" w:hAnsi="Avenir Next" w:cs="Avenir Next" w:eastAsia="Avenir Next"/>
+              <w:color w:val="5A5F66"/>
+              <w:sz w:val="15"/>
+              <w:szCs w:val="15"/>
+            </w:rPr>
+            <w:t xml:space="preserve">1</w:t>
+          </w:r>
+          <w:r>
+            <w:rPr>
+              <w:rFonts w:ascii="Avenir Next" w:hAnsi="Avenir Next" w:cs="Avenir Next" w:eastAsia="Avenir Next"/>
+              <w:color w:val="5A5F66"/>
+              <w:sz w:val="15"/>
+              <w:szCs w:val="15"/>
+            </w:rPr>
+            <w:fldChar w:fldCharType="end"/>
+          </w:r>
+          <w:r>
+            <w:rPr>
+              <w:rFonts w:ascii="Avenir Next" w:hAnsi="Avenir Next" w:cs="Avenir Next" w:eastAsia="Avenir Next"/>
+              <w:color w:val="5A5F66"/>
+              <w:sz w:val="15"/>
+              <w:szCs w:val="15"/>
+            </w:rPr>
+            <w:t xml:space="preserve"> of </w:t>
+          </w:r>
+          <w:r>
+            <w:rPr>
+              <w:rFonts w:ascii="Avenir Next" w:hAnsi="Avenir Next" w:cs="Avenir Next" w:eastAsia="Avenir Next"/>
+              <w:color w:val="5A5F66"/>
+              <w:sz w:val="15"/>
+              <w:szCs w:val="15"/>
+            </w:rPr>
+            <w:fldChar w:fldCharType="begin"/>
+          </w:r>
+          <w:r>
+            <w:rPr>
+              <w:rFonts w:ascii="Avenir Next" w:hAnsi="Avenir Next" w:cs="Avenir Next" w:eastAsia="Avenir Next"/>
+              <w:color w:val="5A5F66"/>
+              <w:sz w:val="15"/>
+              <w:szCs w:val="15"/>
+            </w:rPr>
+            <w:instrText xml:space="preserve"> NUMPAGES </w:instrText>
+          </w:r>
+          <w:r>
+            <w:rPr>
+              <w:rFonts w:ascii="Avenir Next" w:hAnsi="Avenir Next" w:cs="Avenir Next" w:eastAsia="Avenir Next"/>
+              <w:color w:val="5A5F66"/>
+              <w:sz w:val="15"/>
+              <w:szCs w:val="15"/>
+            </w:rPr>
+            <w:fldChar w:fldCharType="separate"/>
+          </w:r>
+          <w:r>
+            <w:rPr>
+              <w:rFonts w:ascii="Avenir Next" w:hAnsi="Avenir Next" w:cs="Avenir Next" w:eastAsia="Avenir Next"/>
+              <w:color w:val="5A5F66"/>
+              <w:sz w:val="15"/>
+              <w:szCs w:val="15"/>
+            </w:rPr>
+            <w:t xml:space="preserve">1</w:t>
+          </w:r>
+          <w:r>
+            <w:rPr>
+              <w:rFonts w:ascii="Avenir Next" w:hAnsi="Avenir Next" w:cs="Avenir Next" w:eastAsia="Avenir Next"/>
+              <w:color w:val="5A5F66"/>
+              <w:sz w:val="15"/>
+              <w:szCs w:val="15"/>
+            </w:rPr>
+            <w:fldChar w:fldCharType="end"/>
           </w:r>
         </w:p>
       </w:tc>
@@ -4302,5 +4423,23 @@
       </w:tblCellMar>
     </w:tblPr>
   </w:style>
+  <w:style w:type="paragraph" w:styleId="Heading1">
+    <w:name w:val="heading 1"/>
+    <w:basedOn w:val="Normal"/>
+    <w:pPr>
+      <w:outlineLvl w:val="0"/>
+      <w:keepNext w:val="0"/>
+      <w:keepLines w:val="0"/>
+    </w:pPr>
+  </w:style>
+  <w:style w:type="paragraph" w:styleId="Heading2">
+    <w:name w:val="heading 2"/>
+    <w:basedOn w:val="Normal"/>
+    <w:pPr>
+      <w:outlineLvl w:val="1"/>
+      <w:keepNext w:val="0"/>
+      <w:keepLines w:val="0"/>
+    </w:pPr>
+  </w:style>
 </w:styles>
 </file>